--- a/paper/docx/resumen_estructurado.docx
+++ b/paper/docx/resumen_estructurado.docx
@@ -66,8 +66,8 @@
       <w:r>
         <w:rPr>
           <w:rFonts w:ascii="Times New Roman" w:hAnsi="Times New Roman"/>
-          <w:b/>
-          <w:i w:val="0"/>
+          <w:b w:val="0"/>
+          <w:i/>
           <w:sz w:val="22"/>
         </w:rPr>
         <w:t>Introducción.</w:t>
@@ -107,8 +107,8 @@
       <w:r>
         <w:rPr>
           <w:rFonts w:ascii="Times New Roman" w:hAnsi="Times New Roman"/>
-          <w:b/>
-          <w:i w:val="0"/>
+          <w:b w:val="0"/>
+          <w:i/>
           <w:sz w:val="22"/>
         </w:rPr>
         <w:t>Objetivo.</w:t>
@@ -130,8 +130,8 @@
       <w:r>
         <w:rPr>
           <w:rFonts w:ascii="Times New Roman" w:hAnsi="Times New Roman"/>
-          <w:b/>
-          <w:i w:val="0"/>
+          <w:b w:val="0"/>
+          <w:i/>
           <w:sz w:val="22"/>
         </w:rPr>
         <w:t>Metodología.</w:t>
@@ -143,7 +143,7 @@
           <w:i w:val="0"/>
           <w:sz w:val="22"/>
         </w:rPr>
-        <w:t xml:space="preserve"> Revisión sistemática conforme a PRISMA 2020, en dos corrientes: bases bibliográficas y registros de ensayos. Ocho fuentes, con ventana 2016-2026 donde la interfaz la admite. La unidad de inclusión fue el estudio, no el informe. Extracción por duplicado e independiente, con 525 de 541 desacuerdos adjudicados por consenso. El riesgo de sesgo se evaluó por consenso, por dominios, en los 11 comparativos con texto completo (RoB 2, ROBINS-I); no se aplicó GRADE.</w:t>
+        <w:t xml:space="preserve"> Revisión sistemática conforme a PRISMA 2020, en dos corrientes: bases bibliográficas y registros de ensayos. Ocho fuentes, con ventana 2016-2026 donde la interfaz la admite. La unidad de inclusión fue el estudio, no el informe. Extracción por duplicado e independiente, con 539 de 541 desacuerdos adjudicados por consenso. El riesgo de sesgo se evaluó por consenso, por dominios, en los 11 comparativos con texto completo (RoB 2, ROBINS-I); no se aplicó GRADE.</w:t>
       </w:r>
     </w:p>
     <w:p>
@@ -153,8 +153,8 @@
       <w:r>
         <w:rPr>
           <w:rFonts w:ascii="Times New Roman" w:hAnsi="Times New Roman"/>
-          <w:b/>
-          <w:i w:val="0"/>
+          <w:b w:val="0"/>
+          <w:i/>
           <w:sz w:val="22"/>
         </w:rPr>
         <w:t>Resultados.</w:t>
@@ -176,8 +176,8 @@
       <w:r>
         <w:rPr>
           <w:rFonts w:ascii="Times New Roman" w:hAnsi="Times New Roman"/>
-          <w:b/>
-          <w:i w:val="0"/>
+          <w:b w:val="0"/>
+          <w:i/>
           <w:sz w:val="22"/>
         </w:rPr>
         <w:t>Conclusiones.</w:t>
@@ -199,8 +199,8 @@
       <w:r>
         <w:rPr>
           <w:rFonts w:ascii="Times New Roman" w:hAnsi="Times New Roman"/>
-          <w:b/>
-          <w:i w:val="0"/>
+          <w:b w:val="0"/>
+          <w:i/>
           <w:sz w:val="22"/>
         </w:rPr>
         <w:t>Palabras clave:</w:t>
@@ -212,7 +212,7 @@
           <w:i w:val="0"/>
           <w:sz w:val="22"/>
         </w:rPr>
-        <w:t xml:space="preserve"> bacteriófagos; fagoterapia; </w:t>
+        <w:t xml:space="preserve"> bacteriófagos; fagoterapia; farmacorresistencia bacteriana múltiple; </w:t>
       </w:r>
       <w:r>
         <w:rPr>
@@ -230,7 +230,7 @@
           <w:i w:val="0"/>
           <w:sz w:val="22"/>
         </w:rPr>
-        <w:t>; farmacorresistencia bacteriana múltiple; revisión sistemática.</w:t>
+        <w:t>; revisión sistemática.</w:t>
       </w:r>
     </w:p>
     <w:p>
@@ -268,8 +268,8 @@
       <w:r>
         <w:rPr>
           <w:rFonts w:ascii="Times New Roman" w:hAnsi="Times New Roman"/>
-          <w:b/>
-          <w:i w:val="0"/>
+          <w:b w:val="0"/>
+          <w:i/>
           <w:sz w:val="22"/>
         </w:rPr>
         <w:t>Introduction.</w:t>
@@ -309,8 +309,8 @@
       <w:r>
         <w:rPr>
           <w:rFonts w:ascii="Times New Roman" w:hAnsi="Times New Roman"/>
-          <w:b/>
-          <w:i w:val="0"/>
+          <w:b w:val="0"/>
+          <w:i/>
           <w:sz w:val="22"/>
         </w:rPr>
         <w:t>Objective.</w:t>
@@ -332,8 +332,8 @@
       <w:r>
         <w:rPr>
           <w:rFonts w:ascii="Times New Roman" w:hAnsi="Times New Roman"/>
-          <w:b/>
-          <w:i w:val="0"/>
+          <w:b w:val="0"/>
+          <w:i/>
           <w:sz w:val="22"/>
         </w:rPr>
         <w:t>Methodology.</w:t>
@@ -345,7 +345,7 @@
           <w:i w:val="0"/>
           <w:sz w:val="22"/>
         </w:rPr>
-        <w:t xml:space="preserve"> Systematic review following PRISMA 2020, with separate streams for bibliographic databases and trial registries. Eight sources were queried with a 2016-2026 window where the interface allows it. The unit of inclusion was the study, not the report. Extraction was in duplicate and independent, with 525 of 541 disagreements adjudicated by consensus. Risk of bias was assessed by consensus, by domain, in the 11 comparative studies with full text (RoB 2, ROBINS-I); GRADE was not applied.</w:t>
+        <w:t xml:space="preserve"> Systematic review following PRISMA 2020, with separate streams for bibliographic databases and trial registries. Eight sources were queried with a 2016-2026 window where the interface allows it. The unit of inclusion was the study, not the report. Extraction was in duplicate and independent, with 539 of 541 disagreements adjudicated by consensus. Risk of bias was assessed by consensus, by domain, in the 11 comparative studies with full text (RoB 2, ROBINS-I); GRADE was not applied.</w:t>
       </w:r>
     </w:p>
     <w:p>
@@ -355,8 +355,8 @@
       <w:r>
         <w:rPr>
           <w:rFonts w:ascii="Times New Roman" w:hAnsi="Times New Roman"/>
-          <w:b/>
-          <w:i w:val="0"/>
+          <w:b w:val="0"/>
+          <w:i/>
           <w:sz w:val="22"/>
         </w:rPr>
         <w:t>Results.</w:t>
@@ -378,8 +378,8 @@
       <w:r>
         <w:rPr>
           <w:rFonts w:ascii="Times New Roman" w:hAnsi="Times New Roman"/>
-          <w:b/>
-          <w:i w:val="0"/>
+          <w:b w:val="0"/>
+          <w:i/>
           <w:sz w:val="22"/>
         </w:rPr>
         <w:t>Conclusions.</w:t>
@@ -401,8 +401,8 @@
       <w:r>
         <w:rPr>
           <w:rFonts w:ascii="Times New Roman" w:hAnsi="Times New Roman"/>
-          <w:b/>
-          <w:i w:val="0"/>
+          <w:b w:val="0"/>
+          <w:i/>
           <w:sz w:val="22"/>
         </w:rPr>
         <w:t>Keywords:</w:t>
@@ -414,7 +414,7 @@
           <w:i w:val="0"/>
           <w:sz w:val="22"/>
         </w:rPr>
-        <w:t xml:space="preserve"> bacteriophages; phage therapy; </w:t>
+        <w:t xml:space="preserve"> bacteriophages; phage therapy; multiple bacterial drug resistance; </w:t>
       </w:r>
       <w:r>
         <w:rPr>
@@ -432,7 +432,7 @@
           <w:i w:val="0"/>
           <w:sz w:val="22"/>
         </w:rPr>
-        <w:t>; multiple bacterial drug resistance; systematic review.</w:t>
+        <w:t>; systematic review.</w:t>
       </w:r>
     </w:p>
     <w:p>
@@ -492,7 +492,7 @@
           <w:i w:val="0"/>
           <w:sz w:val="22"/>
         </w:rPr>
-        <w:t xml:space="preserve"> resistente en proporciones globales de éxito, sin examinar su agregabilidad. Este trabajo delimita esa evidencia y determina si su estructura y reporte admiten una síntesis cuantitativa de eficacia. Se realizó una revisión sistemática conforme a PRISMA 2020 sobre ocho fuentes, en dos corrientes —bases bibliográficas y registros de ensayos—, con ventana 2016-2026 donde la interfaz la admite. La unidad de inclusión fue el estudio, no el informe. Extracción por duplicado e independiente, con 525 de 541 desacuerdos adjudicados por consenso. El riesgo de sesgo se evaluó por consenso, por dominios, en los 11 comparativos con texto completo (RoB 2, ROBINS-I); no se aplicó GRADE. De 23 057 registros quedaron 17 129 informes únicos; 233 informes formaron 184 estudios evaluados para elegibilidad, de los que 29 se excluyeron: 22 al leer el artículo y 7 sin poder leerlo. Quedan 155 estudios, 95 con publicación recuperable y 71 con texto obtenido (74,7 %). De esos 95, el 44,2 % son reportes de caso único y el 11,6 % tiene diseño comparativo; la categoría de resistencia no puede asignarse desde el resumen en el 75,8 %. En 69 de 103 brazos extraídos (67,0 %) no consta una definición operativa de éxito clínico. Ningún brazo reúne los requisitos aritméticos de una proporción agrupada y los de elegibilidad. El cuerpo de evidencia es amplio pero inadecuado para una síntesis cuantitativa de eficacia: las proporciones publicadas descansan sobre supuestos que estos datos no verifican.</w:t>
+        <w:t xml:space="preserve"> resistente en proporciones globales de éxito, sin examinar su agregabilidad. Este trabajo delimita esa evidencia y determina si su estructura y reporte admiten una síntesis cuantitativa de eficacia. Se realizó una revisión sistemática conforme a PRISMA 2020 sobre ocho fuentes, en dos corrientes —bases bibliográficas y registros de ensayos—, con ventana 2016-2026 donde la interfaz la admite. La unidad de inclusión fue el estudio, no el informe. Extracción por duplicado e independiente, con 539 de 541 desacuerdos adjudicados por consenso. El riesgo de sesgo se evaluó por consenso, por dominios, en los 11 comparativos con texto completo (RoB 2, ROBINS-I); no se aplicó GRADE. De 23 057 registros quedaron 17 129 informes únicos; 233 informes formaron 184 estudios evaluados para elegibilidad, de los que 29 se excluyeron: 22 al leer el artículo y 7 sin poder leerlo. Quedan 155 estudios, 95 con publicación recuperable y 71 con texto obtenido (74,7 %). De esos 95, el 44,2 % son reportes de caso único y el 11,6 % tiene diseño comparativo; la categoría de resistencia no puede asignarse desde el resumen en el 75,8 %. En 69 de 103 brazos extraídos (67,0 %) no consta una definición operativa de éxito clínico. Ningún brazo reúne los requisitos aritméticos de una proporción agrupada y los de elegibilidad. El cuerpo de evidencia es amplio pero inadecuado para una síntesis cuantitativa de eficacia: las proporciones publicadas descansan sobre supuestos que estos datos no verifican.</w:t>
       </w:r>
     </w:p>
     <w:p>
@@ -502,8 +502,8 @@
       <w:r>
         <w:rPr>
           <w:rFonts w:ascii="Times New Roman" w:hAnsi="Times New Roman"/>
-          <w:b/>
-          <w:i w:val="0"/>
+          <w:b w:val="0"/>
+          <w:i/>
           <w:sz w:val="22"/>
         </w:rPr>
         <w:t>Palabras clave:</w:t>
@@ -515,7 +515,7 @@
           <w:i w:val="0"/>
           <w:sz w:val="22"/>
         </w:rPr>
-        <w:t xml:space="preserve"> bacteriófagos; fagoterapia; </w:t>
+        <w:t xml:space="preserve"> bacteriófagos; fagoterapia; farmacorresistencia bacteriana múltiple; </w:t>
       </w:r>
       <w:r>
         <w:rPr>
@@ -533,7 +533,7 @@
           <w:i w:val="0"/>
           <w:sz w:val="22"/>
         </w:rPr>
-        <w:t>; farmacorresistencia bacteriana múltiple; revisión sistemática.</w:t>
+        <w:t>; revisión sistemática.</w:t>
       </w:r>
     </w:p>
     <w:p>
@@ -593,7 +593,7 @@
           <w:i w:val="0"/>
           <w:sz w:val="22"/>
         </w:rPr>
-        <w:t xml:space="preserve"> into overall success proportions without examining their aggregability. This work delimits that evidence and determines whether its structure and reporting admit a quantitative synthesis of efficacy. A systematic review was conducted following PRISMA 2020 across eight sources, in two streams —bibliographic databases and trial registries—, with a 2016-2026 window where the interface allows it. The unit of inclusion was the study, not the report. Data were extracted in duplicate and independently, with 525 of 541 disagreements adjudicated by consensus. Risk of bias was assessed by consensus, by domain, in the 11 comparative studies with full text (RoB 2, ROBINS-I); GRADE was not applied. From 23 057 records, 17 129 unique reports remained; 233 reports formed 184 studies assessed for eligibility, of which 29 were excluded: 22 on reading the article and 7 without being able to read it. 155 studies remain, 95 with a retrievable publication and 71 with the text obtained (74.7 %). Of those 95, 44.2 % are single case reports and 11.6 % have a comparative design; resistance category cannot be assigned from the abstract in 75.8 %. In 69 of the 103 extracted arms (67.0 %) no operational definition of clinical success is on record. No arm meets the arithmetic requirements of a pooled proportion together with those of eligibility. The evidence base is broad but unsuited to a quantitative synthesis of efficacy: the published proportions rest on assumptions that these data do not verify.</w:t>
+        <w:t xml:space="preserve"> into overall success proportions without examining their aggregability. This work delimits that evidence and determines whether its structure and reporting admit a quantitative synthesis of efficacy. A systematic review was conducted following PRISMA 2020 across eight sources, in two streams —bibliographic databases and trial registries—, with a 2016-2026 window where the interface allows it. The unit of inclusion was the study, not the report. Data were extracted in duplicate and independently, with 539 of 541 disagreements adjudicated by consensus. Risk of bias was assessed by consensus, by domain, in the 11 comparative studies with full text (RoB 2, ROBINS-I); GRADE was not applied. From 23 057 records, 17 129 unique reports remained; 233 reports formed 184 studies assessed for eligibility, of which 29 were excluded: 22 on reading the article and 7 without being able to read it. 155 studies remain, 95 with a retrievable publication and 71 with the text obtained (74.7 %). Of those 95, 44.2 % are single case reports and 11.6 % have a comparative design; resistance category cannot be assigned from the abstract in 75.8 %. In 69 of the 103 extracted arms (67.0 %) no operational definition of clinical success is on record. No arm meets the arithmetic requirements of a pooled proportion together with those of eligibility. The evidence base is broad but unsuited to a quantitative synthesis of efficacy: the published proportions rest on assumptions that these data do not verify.</w:t>
       </w:r>
     </w:p>
     <w:p>
@@ -603,8 +603,8 @@
       <w:r>
         <w:rPr>
           <w:rFonts w:ascii="Times New Roman" w:hAnsi="Times New Roman"/>
-          <w:b/>
-          <w:i w:val="0"/>
+          <w:b w:val="0"/>
+          <w:i/>
           <w:sz w:val="22"/>
         </w:rPr>
         <w:t>Keywords:</w:t>
@@ -616,7 +616,7 @@
           <w:i w:val="0"/>
           <w:sz w:val="22"/>
         </w:rPr>
-        <w:t xml:space="preserve"> bacteriophages; phage therapy; </w:t>
+        <w:t xml:space="preserve"> bacteriophages; phage therapy; multiple bacterial drug resistance; </w:t>
       </w:r>
       <w:r>
         <w:rPr>
@@ -634,7 +634,7 @@
           <w:i w:val="0"/>
           <w:sz w:val="22"/>
         </w:rPr>
-        <w:t>; multiple bacterial drug resistance; systematic review.</w:t>
+        <w:t>; systematic review.</w:t>
       </w:r>
     </w:p>
     <w:sectPr>

--- a/paper/docx/resumen_estructurado.docx
+++ b/paper/docx/resumen_estructurado.docx
@@ -42,7 +42,7 @@
           <w:i w:val="0"/>
           <w:sz w:val="24"/>
         </w:rPr>
-        <w:t>Resumen estructurado (español) — 251 palabras</w:t>
+        <w:t>Resumen estructurado (español) — 257 palabras</w:t>
       </w:r>
     </w:p>
     <w:p>
@@ -166,7 +166,7 @@
           <w:i w:val="0"/>
           <w:sz w:val="22"/>
         </w:rPr>
-        <w:t xml:space="preserve"> De 23 057 registros quedaron 17 129 informes únicos; 233 informes formaron 184 estudios evaluados para elegibilidad, de los que 29 se excluyeron: 22 al leer el artículo y 7 sin poder leerlo. Quedan 155 estudios, 95 con publicación recuperable y 71 con texto obtenido (74,7 %). De esos 95, el 44,2 % son reportes de caso único y el 11,6 % tiene diseño comparativo; la categoría de resistencia no puede asignarse desde el resumen en el 75,8 %. En 69 de 103 brazos extraídos (67,0 %) no consta una definición operativa de éxito clínico. Ningún brazo reúne los requisitos aritméticos de una proporción agrupada y los de elegibilidad.</w:t>
+        <w:t xml:space="preserve"> De 23 057 registros quedaron 17 129 informes únicos; 233 informes formaron 183 estudios evaluados para elegibilidad, de los que 46 se excluyeron: 22 por el artículo, 17 por la ficha del registro y 7 sin poder leer ninguno. Quedan 137 estudios, 95 con publicación recuperable y 71 con texto obtenido (74,7 %). De esos 95, el 44,2 % son reportes de caso único y el 11,6 % tiene diseño comparativo; la categoría de resistencia no puede asignarse desde el resumen en el 75,8 %. En 69 de 103 brazos extraídos (67,0 %) no consta una definición operativa de éxito clínico. Ningún brazo reúne los requisitos aritméticos de una proporción agrupada y los de elegibilidad.</w:t>
       </w:r>
     </w:p>
     <w:p>
@@ -244,7 +244,7 @@
           <w:i w:val="0"/>
           <w:sz w:val="24"/>
         </w:rPr>
-        <w:t>Structured abstract (English) — 253 palabras</w:t>
+        <w:t>Structured abstract (English) — 254 palabras</w:t>
       </w:r>
     </w:p>
     <w:p>
@@ -368,7 +368,7 @@
           <w:i w:val="0"/>
           <w:sz w:val="22"/>
         </w:rPr>
-        <w:t xml:space="preserve"> From 23 057 records, 17 129 unique reports remained; 233 reports formed 184 studies assessed for eligibility, of which 29 were excluded: 22 on reading the article and 7 without being able to read it. 155 studies remain, 95 with a retrievable publication and 71 with the text obtained (74.7 %). Of those 95, 44.2 % are single case reports and 11.6 % have a comparative design; resistance category cannot be assigned from the abstract in 75.8 %. In 69 of the 103 extracted arms (67.0 %) no operational definition of clinical success is on record. No arm meets the arithmetic requirements of a pooled proportion together with those of eligibility.</w:t>
+        <w:t xml:space="preserve"> From 23 057 records, 17 129 unique reports remained; 233 reports formed 183 studies assessed for eligibility, of which 46 were excluded: 22 on the article, 17 on the registry record and 7 without reading either. 137 studies remain, 95 with a retrievable publication and 71 with the text obtained (74.7 %). Of those 95, 44.2 % are single case reports and 11.6 % have a comparative design; resistance category cannot be assigned from the abstract in 75.8 %. In 69 of the 103 extracted arms (67.0 %) no operational definition of clinical success is on record. No arm meets the arithmetic requirements of a pooled proportion together with those of eligibility.</w:t>
       </w:r>
     </w:p>
     <w:p>
@@ -492,7 +492,7 @@
           <w:i w:val="0"/>
           <w:sz w:val="22"/>
         </w:rPr>
-        <w:t xml:space="preserve"> resistente en proporciones globales de éxito, sin examinar su agregabilidad. Este trabajo delimita esa evidencia y determina si su estructura y reporte admiten una síntesis cuantitativa de eficacia. Se realizó una revisión sistemática conforme a PRISMA 2020 sobre ocho fuentes, en dos corrientes —bases bibliográficas y registros de ensayos—, con ventana 2016-2026 donde la interfaz la admite. La unidad de inclusión fue el estudio, no el informe. Extracción por duplicado e independiente, con 539 de 541 desacuerdos adjudicados por consenso. El riesgo de sesgo se evaluó por consenso, por dominios, en los 11 comparativos con texto completo (RoB 2, ROBINS-I); no se aplicó GRADE. De 23 057 registros quedaron 17 129 informes únicos; 233 informes formaron 184 estudios evaluados para elegibilidad, de los que 29 se excluyeron: 22 al leer el artículo y 7 sin poder leerlo. Quedan 155 estudios, 95 con publicación recuperable y 71 con texto obtenido (74,7 %). De esos 95, el 44,2 % son reportes de caso único y el 11,6 % tiene diseño comparativo; la categoría de resistencia no puede asignarse desde el resumen en el 75,8 %. En 69 de 103 brazos extraídos (67,0 %) no consta una definición operativa de éxito clínico. Ningún brazo reúne los requisitos aritméticos de una proporción agrupada y los de elegibilidad. El cuerpo de evidencia es amplio pero inadecuado para una síntesis cuantitativa de eficacia: las proporciones publicadas descansan sobre supuestos que estos datos no verifican.</w:t>
+        <w:t xml:space="preserve"> resistente en proporciones globales de éxito, sin examinar su agregabilidad. Este trabajo delimita esa evidencia y determina si su estructura y reporte admiten una síntesis cuantitativa de eficacia. Revisión sistemática conforme a PRISMA 2020 sobre ocho fuentes —bases bibliográficas y registros de ensayos—, con ventana 2016-2026 donde la interfaz la admite. La unidad de inclusión fue el estudio, no el informe. Extracción por duplicado e independiente, con 539 de 541 desacuerdos adjudicados por consenso. El riesgo de sesgo se evaluó por consenso, por dominios, en los 11 comparativos con texto completo (RoB 2, ROBINS-I); no se aplicó GRADE. De 23 057 registros quedaron 17 129 informes únicos; 233 informes formaron 183 estudios evaluados para elegibilidad, de los que 46 se excluyeron: 22 por el artículo, 17 por la ficha del registro y 7 sin poder leer ninguno. Quedan 137 estudios, 95 con publicación recuperable y 71 con texto obtenido (74,7 %). De esos 95, el 44,2 % son reportes de caso único y el 11,6 % tiene diseño comparativo; la categoría de resistencia no puede asignarse desde el resumen en el 75,8 %. En 69 de 103 brazos extraídos (67,0 %) no consta una definición operativa de éxito clínico. Ningún brazo reúne los requisitos aritméticos de una proporción agrupada y los de elegibilidad. El cuerpo de evidencia es amplio pero inadecuado para una síntesis cuantitativa de eficacia: las proporciones publicadas descansan sobre supuestos que estos datos no verifican.</w:t>
       </w:r>
     </w:p>
     <w:p>
@@ -547,7 +547,7 @@
           <w:i w:val="0"/>
           <w:sz w:val="24"/>
         </w:rPr>
-        <w:t>Abstract as a single paragraph (English) — 250 palabras</w:t>
+        <w:t>Abstract as a single paragraph (English) — 245 palabras</w:t>
       </w:r>
     </w:p>
     <w:p>
@@ -593,7 +593,7 @@
           <w:i w:val="0"/>
           <w:sz w:val="22"/>
         </w:rPr>
-        <w:t xml:space="preserve"> into overall success proportions without examining their aggregability. This work delimits that evidence and determines whether its structure and reporting admit a quantitative synthesis of efficacy. A systematic review was conducted following PRISMA 2020 across eight sources, in two streams —bibliographic databases and trial registries—, with a 2016-2026 window where the interface allows it. The unit of inclusion was the study, not the report. Data were extracted in duplicate and independently, with 539 of 541 disagreements adjudicated by consensus. Risk of bias was assessed by consensus, by domain, in the 11 comparative studies with full text (RoB 2, ROBINS-I); GRADE was not applied. From 23 057 records, 17 129 unique reports remained; 233 reports formed 184 studies assessed for eligibility, of which 29 were excluded: 22 on reading the article and 7 without being able to read it. 155 studies remain, 95 with a retrievable publication and 71 with the text obtained (74.7 %). Of those 95, 44.2 % are single case reports and 11.6 % have a comparative design; resistance category cannot be assigned from the abstract in 75.8 %. In 69 of the 103 extracted arms (67.0 %) no operational definition of clinical success is on record. No arm meets the arithmetic requirements of a pooled proportion together with those of eligibility. The evidence base is broad but unsuited to a quantitative synthesis of efficacy: the published proportions rest on assumptions that these data do not verify.</w:t>
+        <w:t xml:space="preserve"> into overall success proportions without examining their aggregability. This work delimits that evidence and determines whether its structure and reporting admit a quantitative synthesis of efficacy. A PRISMA 2020 systematic review across eight sources —bibliographic databases and trial registries—, with a 2016-2026 window where the interface allows it. The unit of inclusion was the study, not the report. Data were extracted in duplicate and independently, with 539 of 541 disagreements adjudicated by consensus. Risk of bias was assessed by consensus, by domain, in the 11 comparative studies with full text (RoB 2, ROBINS-I); GRADE was not applied. From 23 057 records, 17 129 unique reports remained; 233 reports formed 183 studies assessed for eligibility, of which 46 were excluded: 22 on the article, 17 on the registry record and 7 without reading either. 137 studies remain, 95 with a retrievable publication and 71 with the text obtained (74.7 %). Of those 95, 44.2 % are single case reports and 11.6 % have a comparative design; resistance category cannot be assigned from the abstract in 75.8 %. In 69 of the 103 extracted arms (67.0 %) no operational definition of clinical success is on record. No arm meets the arithmetic requirements of a pooled proportion together with those of eligibility. The evidence base is broad but unsuited to a quantitative synthesis of efficacy: the published proportions rest on assumptions that these data do not verify.</w:t>
       </w:r>
     </w:p>
     <w:p>

--- a/paper/docx/resumen_estructurado.docx
+++ b/paper/docx/resumen_estructurado.docx
@@ -42,7 +42,7 @@
           <w:i w:val="0"/>
           <w:sz w:val="24"/>
         </w:rPr>
-        <w:t>Resumen estructurado (español) — 257 palabras</w:t>
+        <w:t>Resumen estructurado (español) — 256 palabras</w:t>
       </w:r>
     </w:p>
     <w:p>
@@ -143,7 +143,7 @@
           <w:i w:val="0"/>
           <w:sz w:val="22"/>
         </w:rPr>
-        <w:t xml:space="preserve"> Revisión sistemática conforme a PRISMA 2020, en dos corrientes: bases bibliográficas y registros de ensayos. Ocho fuentes, con ventana 2016-2026 donde la interfaz la admite. La unidad de inclusión fue el estudio, no el informe. Extracción por duplicado e independiente, con 539 de 541 desacuerdos adjudicados por consenso. El riesgo de sesgo se evaluó por consenso, por dominios, en los 11 comparativos con texto completo (RoB 2, ROBINS-I); no se aplicó GRADE.</w:t>
+        <w:t xml:space="preserve"> Revisión sistemática conforme a PRISMA 2020, en dos corrientes: bases bibliográficas y registros de ensayos. Ocho fuentes, con ventana 2016-2026 donde la interfaz la admite. La unidad de inclusión fue el estudio, no el informe. Extracción por duplicado e independiente, con 539 de 541 desacuerdos adjudicados por consenso. El riesgo de sesgo por dominios de los 12 comparativos con texto completo (RoB 2, ROBINS-I) está en evaluación; no se aplicó GRADE.</w:t>
       </w:r>
     </w:p>
     <w:p>
@@ -244,7 +244,7 @@
           <w:i w:val="0"/>
           <w:sz w:val="24"/>
         </w:rPr>
-        <w:t>Structured abstract (English) — 254 palabras</w:t>
+        <w:t>Structured abstract (English) — 251 palabras</w:t>
       </w:r>
     </w:p>
     <w:p>
@@ -345,7 +345,7 @@
           <w:i w:val="0"/>
           <w:sz w:val="22"/>
         </w:rPr>
-        <w:t xml:space="preserve"> Systematic review following PRISMA 2020, with separate streams for bibliographic databases and trial registries. Eight sources were queried with a 2016-2026 window where the interface allows it. The unit of inclusion was the study, not the report. Extraction was in duplicate and independent, with 539 of 541 disagreements adjudicated by consensus. Risk of bias was assessed by consensus, by domain, in the 11 comparative studies with full text (RoB 2, ROBINS-I); GRADE was not applied.</w:t>
+        <w:t xml:space="preserve"> Systematic review following PRISMA 2020, with separate streams for bibliographic databases and trial registries. Eight sources were queried with a 2016-2026 window where the interface allows it. The unit of inclusion was the study, not the report. Extraction was in duplicate and independent, with 539 of 541 disagreements adjudicated by consensus. Domain-level risk-of-bias assessment of the 12 comparative studies with full text (RoB 2, ROBINS-I) is under way; GRADE was not applied.</w:t>
       </w:r>
     </w:p>
     <w:p>
@@ -446,7 +446,7 @@
           <w:i w:val="0"/>
           <w:sz w:val="24"/>
         </w:rPr>
-        <w:t>Resumen en párrafo corrido (español) — 250 palabras</w:t>
+        <w:t>Resumen en párrafo corrido (español) — 249 palabras</w:t>
       </w:r>
     </w:p>
     <w:p>
@@ -492,7 +492,7 @@
           <w:i w:val="0"/>
           <w:sz w:val="22"/>
         </w:rPr>
-        <w:t xml:space="preserve"> resistente en proporciones globales de éxito, sin examinar su agregabilidad. Este trabajo delimita esa evidencia y determina si su estructura y reporte admiten una síntesis cuantitativa de eficacia. Revisión sistemática conforme a PRISMA 2020 sobre ocho fuentes —bases bibliográficas y registros de ensayos—, con ventana 2016-2026 donde la interfaz la admite. La unidad de inclusión fue el estudio, no el informe. Extracción por duplicado e independiente, con 539 de 541 desacuerdos adjudicados por consenso. El riesgo de sesgo se evaluó por consenso, por dominios, en los 11 comparativos con texto completo (RoB 2, ROBINS-I); no se aplicó GRADE. De 23 057 registros quedaron 17 129 informes únicos; 233 informes formaron 183 estudios evaluados para elegibilidad, de los que 46 se excluyeron: 22 por el artículo, 17 por la ficha del registro y 7 sin poder leer ninguno. Quedan 137 estudios, 95 con publicación recuperable y 71 con texto obtenido (74,7 %). De esos 95, el 44,2 % son reportes de caso único y el 11,6 % tiene diseño comparativo; la categoría de resistencia no puede asignarse desde el resumen en el 75,8 %. En 69 de 103 brazos extraídos (67,0 %) no consta una definición operativa de éxito clínico. Ningún brazo reúne los requisitos aritméticos de una proporción agrupada y los de elegibilidad. El cuerpo de evidencia es amplio pero inadecuado para una síntesis cuantitativa de eficacia: las proporciones publicadas descansan sobre supuestos que estos datos no verifican.</w:t>
+        <w:t xml:space="preserve"> resistente en proporciones globales de éxito, sin examinar su agregabilidad. Este trabajo delimita esa evidencia y determina si su estructura y reporte admiten una síntesis cuantitativa de eficacia. Revisión sistemática conforme a PRISMA 2020 sobre ocho fuentes —bases bibliográficas y registros de ensayos—, con ventana 2016-2026 donde la interfaz la admite. La unidad de inclusión fue el estudio, no el informe. Extracción por duplicado e independiente, con 539 de 541 desacuerdos adjudicados por consenso. El riesgo de sesgo por dominios de los 12 comparativos con texto completo (RoB 2, ROBINS-I) está en evaluación; no se aplicó GRADE. De 23 057 registros quedaron 17 129 informes únicos; 233 informes formaron 183 estudios evaluados para elegibilidad, de los que 46 se excluyeron: 22 por el artículo, 17 por la ficha del registro y 7 sin poder leer ninguno. Quedan 137 estudios, 95 con publicación recuperable y 71 con texto obtenido (74,7 %). De esos 95, el 44,2 % son reportes de caso único y el 11,6 % tiene diseño comparativo; la categoría de resistencia no puede asignarse desde el resumen en el 75,8 %. En 69 de 103 brazos extraídos (67,0 %) no consta una definición operativa de éxito clínico. Ningún brazo reúne los requisitos aritméticos de una proporción agrupada y los de elegibilidad. El cuerpo de evidencia es amplio pero inadecuado para una síntesis cuantitativa de eficacia: las proporciones publicadas descansan sobre supuestos que estos datos no verifican.</w:t>
       </w:r>
     </w:p>
     <w:p>
@@ -547,7 +547,7 @@
           <w:i w:val="0"/>
           <w:sz w:val="24"/>
         </w:rPr>
-        <w:t>Abstract as a single paragraph (English) — 245 palabras</w:t>
+        <w:t>Abstract as a single paragraph (English) — 242 palabras</w:t>
       </w:r>
     </w:p>
     <w:p>
@@ -593,7 +593,7 @@
           <w:i w:val="0"/>
           <w:sz w:val="22"/>
         </w:rPr>
-        <w:t xml:space="preserve"> into overall success proportions without examining their aggregability. This work delimits that evidence and determines whether its structure and reporting admit a quantitative synthesis of efficacy. A PRISMA 2020 systematic review across eight sources —bibliographic databases and trial registries—, with a 2016-2026 window where the interface allows it. The unit of inclusion was the study, not the report. Data were extracted in duplicate and independently, with 539 of 541 disagreements adjudicated by consensus. Risk of bias was assessed by consensus, by domain, in the 11 comparative studies with full text (RoB 2, ROBINS-I); GRADE was not applied. From 23 057 records, 17 129 unique reports remained; 233 reports formed 183 studies assessed for eligibility, of which 46 were excluded: 22 on the article, 17 on the registry record and 7 without reading either. 137 studies remain, 95 with a retrievable publication and 71 with the text obtained (74.7 %). Of those 95, 44.2 % are single case reports and 11.6 % have a comparative design; resistance category cannot be assigned from the abstract in 75.8 %. In 69 of the 103 extracted arms (67.0 %) no operational definition of clinical success is on record. No arm meets the arithmetic requirements of a pooled proportion together with those of eligibility. The evidence base is broad but unsuited to a quantitative synthesis of efficacy: the published proportions rest on assumptions that these data do not verify.</w:t>
+        <w:t xml:space="preserve"> into overall success proportions without examining their aggregability. This work delimits that evidence and determines whether its structure and reporting admit a quantitative synthesis of efficacy. A PRISMA 2020 systematic review across eight sources —bibliographic databases and trial registries—, with a 2016-2026 window where the interface allows it. The unit of inclusion was the study, not the report. Data were extracted in duplicate and independently, with 539 of 541 disagreements adjudicated by consensus. Domain-level risk-of-bias assessment of the 12 comparative studies with full text (RoB 2, ROBINS-I) is under way; GRADE was not applied. From 23 057 records, 17 129 unique reports remained; 233 reports formed 183 studies assessed for eligibility, of which 46 were excluded: 22 on the article, 17 on the registry record and 7 without reading either. 137 studies remain, 95 with a retrievable publication and 71 with the text obtained (74.7 %). Of those 95, 44.2 % are single case reports and 11.6 % have a comparative design; resistance category cannot be assigned from the abstract in 75.8 %. In 69 of the 103 extracted arms (67.0 %) no operational definition of clinical success is on record. No arm meets the arithmetic requirements of a pooled proportion together with those of eligibility. The evidence base is broad but unsuited to a quantitative synthesis of efficacy: the published proportions rest on assumptions that these data do not verify.</w:t>
       </w:r>
     </w:p>
     <w:p>

--- a/paper/docx/resumen_estructurado.docx
+++ b/paper/docx/resumen_estructurado.docx
@@ -42,7 +42,7 @@
           <w:i w:val="0"/>
           <w:sz w:val="24"/>
         </w:rPr>
-        <w:t>Resumen estructurado (español) — 256 palabras</w:t>
+        <w:t>Resumen estructurado (español) — 257 palabras</w:t>
       </w:r>
     </w:p>
     <w:p>
@@ -143,7 +143,7 @@
           <w:i w:val="0"/>
           <w:sz w:val="22"/>
         </w:rPr>
-        <w:t xml:space="preserve"> Revisión sistemática conforme a PRISMA 2020, en dos corrientes: bases bibliográficas y registros de ensayos. Ocho fuentes, con ventana 2016-2026 donde la interfaz la admite. La unidad de inclusión fue el estudio, no el informe. Extracción por duplicado e independiente, con 539 de 541 desacuerdos adjudicados por consenso. El riesgo de sesgo por dominios de los 12 comparativos con texto completo (RoB 2, ROBINS-I) está en evaluación; no se aplicó GRADE.</w:t>
+        <w:t xml:space="preserve"> Revisión sistemática conforme a PRISMA 2020, en dos corrientes: bases bibliográficas y registros de ensayos. Ocho fuentes, con ventana 2016-2026 donde la interfaz la admite. La unidad de inclusión fue el estudio, no el informe. Extracción por duplicado e independiente, con 539 de 541 desacuerdos adjudicados por consenso. El riesgo de sesgo se evaluó por consenso, por dominios, en los 12 comparativos con texto completo (RoB 2, ROBINS-I); no se aplicó GRADE.</w:t>
       </w:r>
     </w:p>
     <w:p>
@@ -244,7 +244,7 @@
           <w:i w:val="0"/>
           <w:sz w:val="24"/>
         </w:rPr>
-        <w:t>Structured abstract (English) — 251 palabras</w:t>
+        <w:t>Structured abstract (English) — 254 palabras</w:t>
       </w:r>
     </w:p>
     <w:p>
@@ -345,7 +345,7 @@
           <w:i w:val="0"/>
           <w:sz w:val="22"/>
         </w:rPr>
-        <w:t xml:space="preserve"> Systematic review following PRISMA 2020, with separate streams for bibliographic databases and trial registries. Eight sources were queried with a 2016-2026 window where the interface allows it. The unit of inclusion was the study, not the report. Extraction was in duplicate and independent, with 539 of 541 disagreements adjudicated by consensus. Domain-level risk-of-bias assessment of the 12 comparative studies with full text (RoB 2, ROBINS-I) is under way; GRADE was not applied.</w:t>
+        <w:t xml:space="preserve"> Systematic review following PRISMA 2020, with separate streams for bibliographic databases and trial registries. Eight sources were queried with a 2016-2026 window where the interface allows it. The unit of inclusion was the study, not the report. Extraction was in duplicate and independent, with 539 of 541 disagreements adjudicated by consensus. Risk of bias was assessed by consensus, by domain, in the 12 comparative studies with full text (RoB 2, ROBINS-I); GRADE was not applied.</w:t>
       </w:r>
     </w:p>
     <w:p>
@@ -446,7 +446,7 @@
           <w:i w:val="0"/>
           <w:sz w:val="24"/>
         </w:rPr>
-        <w:t>Resumen en párrafo corrido (español) — 249 palabras</w:t>
+        <w:t>Resumen en párrafo corrido (español) — 250 palabras</w:t>
       </w:r>
     </w:p>
     <w:p>
@@ -492,7 +492,7 @@
           <w:i w:val="0"/>
           <w:sz w:val="22"/>
         </w:rPr>
-        <w:t xml:space="preserve"> resistente en proporciones globales de éxito, sin examinar su agregabilidad. Este trabajo delimita esa evidencia y determina si su estructura y reporte admiten una síntesis cuantitativa de eficacia. Revisión sistemática conforme a PRISMA 2020 sobre ocho fuentes —bases bibliográficas y registros de ensayos—, con ventana 2016-2026 donde la interfaz la admite. La unidad de inclusión fue el estudio, no el informe. Extracción por duplicado e independiente, con 539 de 541 desacuerdos adjudicados por consenso. El riesgo de sesgo por dominios de los 12 comparativos con texto completo (RoB 2, ROBINS-I) está en evaluación; no se aplicó GRADE. De 23 057 registros quedaron 17 129 informes únicos; 233 informes formaron 183 estudios evaluados para elegibilidad, de los que 46 se excluyeron: 22 por el artículo, 17 por la ficha del registro y 7 sin poder leer ninguno. Quedan 137 estudios, 95 con publicación recuperable y 71 con texto obtenido (74,7 %). De esos 95, el 44,2 % son reportes de caso único y el 11,6 % tiene diseño comparativo; la categoría de resistencia no puede asignarse desde el resumen en el 75,8 %. En 69 de 103 brazos extraídos (67,0 %) no consta una definición operativa de éxito clínico. Ningún brazo reúne los requisitos aritméticos de una proporción agrupada y los de elegibilidad. El cuerpo de evidencia es amplio pero inadecuado para una síntesis cuantitativa de eficacia: las proporciones publicadas descansan sobre supuestos que estos datos no verifican.</w:t>
+        <w:t xml:space="preserve"> resistente en proporciones globales de éxito, sin examinar su agregabilidad. Este trabajo delimita esa evidencia y determina si su estructura y reporte admiten una síntesis cuantitativa de eficacia. Revisión sistemática conforme a PRISMA 2020 sobre ocho fuentes —bases bibliográficas y registros de ensayos—, con ventana 2016-2026 donde la interfaz la admite. La unidad de inclusión fue el estudio, no el informe. Extracción por duplicado e independiente, con 539 de 541 desacuerdos adjudicados por consenso. El riesgo de sesgo se evaluó por consenso, por dominios, en los 12 comparativos con texto completo (RoB 2, ROBINS-I); no se aplicó GRADE. De 23 057 registros quedaron 17 129 informes únicos; 233 informes formaron 183 estudios evaluados para elegibilidad, de los que 46 se excluyeron: 22 por el artículo, 17 por la ficha del registro y 7 sin poder leer ninguno. Quedan 137 estudios, 95 con publicación recuperable y 71 con texto obtenido (74,7 %). De esos 95, el 44,2 % son reportes de caso único y el 11,6 % tiene diseño comparativo; la categoría de resistencia no puede asignarse desde el resumen en el 75,8 %. En 69 de 103 brazos extraídos (67,0 %) no consta una definición operativa de éxito clínico. Ningún brazo reúne los requisitos aritméticos de una proporción agrupada y los de elegibilidad. El cuerpo de evidencia es amplio pero inadecuado para una síntesis cuantitativa de eficacia: las proporciones publicadas descansan sobre supuestos que estos datos no verifican.</w:t>
       </w:r>
     </w:p>
     <w:p>
@@ -547,7 +547,7 @@
           <w:i w:val="0"/>
           <w:sz w:val="24"/>
         </w:rPr>
-        <w:t>Abstract as a single paragraph (English) — 242 palabras</w:t>
+        <w:t>Abstract as a single paragraph (English) — 245 palabras</w:t>
       </w:r>
     </w:p>
     <w:p>
@@ -593,7 +593,7 @@
           <w:i w:val="0"/>
           <w:sz w:val="22"/>
         </w:rPr>
-        <w:t xml:space="preserve"> into overall success proportions without examining their aggregability. This work delimits that evidence and determines whether its structure and reporting admit a quantitative synthesis of efficacy. A PRISMA 2020 systematic review across eight sources —bibliographic databases and trial registries—, with a 2016-2026 window where the interface allows it. The unit of inclusion was the study, not the report. Data were extracted in duplicate and independently, with 539 of 541 disagreements adjudicated by consensus. Domain-level risk-of-bias assessment of the 12 comparative studies with full text (RoB 2, ROBINS-I) is under way; GRADE was not applied. From 23 057 records, 17 129 unique reports remained; 233 reports formed 183 studies assessed for eligibility, of which 46 were excluded: 22 on the article, 17 on the registry record and 7 without reading either. 137 studies remain, 95 with a retrievable publication and 71 with the text obtained (74.7 %). Of those 95, 44.2 % are single case reports and 11.6 % have a comparative design; resistance category cannot be assigned from the abstract in 75.8 %. In 69 of the 103 extracted arms (67.0 %) no operational definition of clinical success is on record. No arm meets the arithmetic requirements of a pooled proportion together with those of eligibility. The evidence base is broad but unsuited to a quantitative synthesis of efficacy: the published proportions rest on assumptions that these data do not verify.</w:t>
+        <w:t xml:space="preserve"> into overall success proportions without examining their aggregability. This work delimits that evidence and determines whether its structure and reporting admit a quantitative synthesis of efficacy. A PRISMA 2020 systematic review across eight sources —bibliographic databases and trial registries—, with a 2016-2026 window where the interface allows it. The unit of inclusion was the study, not the report. Data were extracted in duplicate and independently, with 539 of 541 disagreements adjudicated by consensus. Risk of bias was assessed by consensus, by domain, in the 12 comparative studies with full text (RoB 2, ROBINS-I); GRADE was not applied. From 23 057 records, 17 129 unique reports remained; 233 reports formed 183 studies assessed for eligibility, of which 46 were excluded: 22 on the article, 17 on the registry record and 7 without reading either. 137 studies remain, 95 with a retrievable publication and 71 with the text obtained (74.7 %). Of those 95, 44.2 % are single case reports and 11.6 % have a comparative design; resistance category cannot be assigned from the abstract in 75.8 %. In 69 of the 103 extracted arms (67.0 %) no operational definition of clinical success is on record. No arm meets the arithmetic requirements of a pooled proportion together with those of eligibility. The evidence base is broad but unsuited to a quantitative synthesis of efficacy: the published proportions rest on assumptions that these data do not verify.</w:t>
       </w:r>
     </w:p>
     <w:p>

--- a/paper/docx/resumen_estructurado.docx
+++ b/paper/docx/resumen_estructurado.docx
@@ -244,7 +244,7 @@
           <w:i w:val="0"/>
           <w:sz w:val="24"/>
         </w:rPr>
-        <w:t>Structured abstract (English) — 254 palabras</w:t>
+        <w:t>Structured abstract (English) — 259 palabras</w:t>
       </w:r>
     </w:p>
     <w:p>
@@ -345,7 +345,7 @@
           <w:i w:val="0"/>
           <w:sz w:val="22"/>
         </w:rPr>
-        <w:t xml:space="preserve"> Systematic review following PRISMA 2020, with separate streams for bibliographic databases and trial registries. Eight sources were queried with a 2016-2026 window where the interface allows it. The unit of inclusion was the study, not the report. Extraction was in duplicate and independent, with 539 of 541 disagreements adjudicated by consensus. Risk of bias was assessed by consensus, by domain, in the 12 comparative studies with full text (RoB 2, ROBINS-I); GRADE was not applied.</w:t>
+        <w:t xml:space="preserve"> Systematic review following PRISMA 2020, with separate streams for bibliographic databases and trial registries. Eight sources were queried with a 2016-2026 window where the interface allows it. The unit of inclusion was the study, not the report. Extraction was in duplicate and independent, with 539 of 541 disagreements adjudicated. Risk of bias was assessed by consensus, by domain, in the 12 comparative studies with full text (RoB 2, ROBINS-I); GRADE was not applied.</w:t>
       </w:r>
     </w:p>
     <w:p>
@@ -368,7 +368,7 @@
           <w:i w:val="0"/>
           <w:sz w:val="22"/>
         </w:rPr>
-        <w:t xml:space="preserve"> From 23 057 records, 17 129 unique reports remained; 233 reports formed 183 studies assessed for eligibility, of which 46 were excluded: 22 on the article, 17 on the registry record and 7 without reading either. 137 studies remain, 95 with a retrievable publication and 71 with the text obtained (74.7 %). Of those 95, 44.2 % are single case reports and 11.6 % have a comparative design; resistance category cannot be assigned from the abstract in 75.8 %. In 69 of the 103 extracted arms (67.0 %) no operational definition of clinical success is on record. No arm meets the arithmetic requirements of a pooled proportion together with those of eligibility.</w:t>
+        <w:t xml:space="preserve"> From 23 057 records, 17 129 unique reports remained; 233 reports formed 183 studies assessed for eligibility, of which 46 were excluded: 22 on the article, 17 on the registry record and 7 without reading either. 137 studies remain, 95 with a retrievable publication and 71 with the text obtained (74.7 %). Of those 95, 44.2 % are single case reports and 11.6 % have a comparative design; resistance category cannot be assigned from the abstract in 75.8 %. In 69 of the 103 extracted arms (67.0 %) no operational definition of clinical success is on record. No arm meets all seven requirements of a pooled proportion; of the 21 meeting the other six, 16 have a single-patient denominator.</w:t>
       </w:r>
     </w:p>
     <w:p>
@@ -446,7 +446,7 @@
           <w:i w:val="0"/>
           <w:sz w:val="24"/>
         </w:rPr>
-        <w:t>Resumen en párrafo corrido (español) — 250 palabras</w:t>
+        <w:t>Resumen en párrafo corrido (español) — 248 palabras</w:t>
       </w:r>
     </w:p>
     <w:p>
@@ -492,7 +492,7 @@
           <w:i w:val="0"/>
           <w:sz w:val="22"/>
         </w:rPr>
-        <w:t xml:space="preserve"> resistente en proporciones globales de éxito, sin examinar su agregabilidad. Este trabajo delimita esa evidencia y determina si su estructura y reporte admiten una síntesis cuantitativa de eficacia. Revisión sistemática conforme a PRISMA 2020 sobre ocho fuentes —bases bibliográficas y registros de ensayos—, con ventana 2016-2026 donde la interfaz la admite. La unidad de inclusión fue el estudio, no el informe. Extracción por duplicado e independiente, con 539 de 541 desacuerdos adjudicados por consenso. El riesgo de sesgo se evaluó por consenso, por dominios, en los 12 comparativos con texto completo (RoB 2, ROBINS-I); no se aplicó GRADE. De 23 057 registros quedaron 17 129 informes únicos; 233 informes formaron 183 estudios evaluados para elegibilidad, de los que 46 se excluyeron: 22 por el artículo, 17 por la ficha del registro y 7 sin poder leer ninguno. Quedan 137 estudios, 95 con publicación recuperable y 71 con texto obtenido (74,7 %). De esos 95, el 44,2 % son reportes de caso único y el 11,6 % tiene diseño comparativo; la categoría de resistencia no puede asignarse desde el resumen en el 75,8 %. En 69 de 103 brazos extraídos (67,0 %) no consta una definición operativa de éxito clínico. Ningún brazo reúne los requisitos aritméticos de una proporción agrupada y los de elegibilidad. El cuerpo de evidencia es amplio pero inadecuado para una síntesis cuantitativa de eficacia: las proporciones publicadas descansan sobre supuestos que estos datos no verifican.</w:t>
+        <w:t xml:space="preserve"> resistente en proporciones globales de éxito, sin examinar su agregabilidad. Este trabajo delimita esa evidencia y determina si su estructura y reporte admiten una síntesis cuantitativa de eficacia. Revisión sistemática conforme a PRISMA 2020 sobre ocho fuentes —bases bibliográficas y registros de ensayos—, con ventana 2016-2026 donde la interfaz la admite. La unidad de inclusión fue el estudio, no el informe. Extracción por duplicado e independiente, con 539 de 541 desacuerdos adjudicados. El riesgo de sesgo se evaluó por consenso, por dominios, en los 12 comparativos con texto completo (RoB 2, ROBINS-I); no se aplicó GRADE. De 23 057 registros quedaron 17 129 informes únicos; 233 informes formaron 183 estudios evaluados para elegibilidad, de los que 46 se excluyeron: 22 por el artículo, 17 por la ficha del registro y 7 sin poder leer ninguno. Quedan 137 estudios, 95 con publicación recuperable y 71 con texto obtenido (74,7 %). De esos 95, el 44,2 % son reportes de caso único y el 11,6 % tiene diseño comparativo; la categoría de resistencia no puede asignarse desde el resumen en el 75,8 %. En 69 de 103 brazos extraídos (67,0 %) no consta una definición operativa de éxito clínico. Ningún brazo reúne los requisitos aritméticos de una proporción agrupada y los de elegibilidad. El cuerpo de evidencia es amplio pero inadecuado para una síntesis cuantitativa de eficacia: las proporciones publicadas descansan sobre supuestos que estos datos no verifican.</w:t>
       </w:r>
     </w:p>
     <w:p>
@@ -547,7 +547,7 @@
           <w:i w:val="0"/>
           <w:sz w:val="24"/>
         </w:rPr>
-        <w:t>Abstract as a single paragraph (English) — 245 palabras</w:t>
+        <w:t>Abstract as a single paragraph (English) — 250 palabras</w:t>
       </w:r>
     </w:p>
     <w:p>
@@ -593,7 +593,7 @@
           <w:i w:val="0"/>
           <w:sz w:val="22"/>
         </w:rPr>
-        <w:t xml:space="preserve"> into overall success proportions without examining their aggregability. This work delimits that evidence and determines whether its structure and reporting admit a quantitative synthesis of efficacy. A PRISMA 2020 systematic review across eight sources —bibliographic databases and trial registries—, with a 2016-2026 window where the interface allows it. The unit of inclusion was the study, not the report. Data were extracted in duplicate and independently, with 539 of 541 disagreements adjudicated by consensus. Risk of bias was assessed by consensus, by domain, in the 12 comparative studies with full text (RoB 2, ROBINS-I); GRADE was not applied. From 23 057 records, 17 129 unique reports remained; 233 reports formed 183 studies assessed for eligibility, of which 46 were excluded: 22 on the article, 17 on the registry record and 7 without reading either. 137 studies remain, 95 with a retrievable publication and 71 with the text obtained (74.7 %). Of those 95, 44.2 % are single case reports and 11.6 % have a comparative design; resistance category cannot be assigned from the abstract in 75.8 %. In 69 of the 103 extracted arms (67.0 %) no operational definition of clinical success is on record. No arm meets the arithmetic requirements of a pooled proportion together with those of eligibility. The evidence base is broad but unsuited to a quantitative synthesis of efficacy: the published proportions rest on assumptions that these data do not verify.</w:t>
+        <w:t xml:space="preserve"> into overall success proportions without examining their aggregability. This work delimits that evidence and determines whether its structure and reporting admit a quantitative synthesis of efficacy. A PRISMA 2020 systematic review across eight sources —bibliographic databases and trial registries—, with a 2016-2026 window where the interface allows it. The unit of inclusion was the study, not the report. Data were extracted in duplicate and independently, with 539 of 541 disagreements adjudicated. Risk of bias was assessed by consensus, by domain, in the 12 comparative studies with full text (RoB 2, ROBINS-I); GRADE was not applied. From 23 057 records, 17 129 unique reports remained; 233 reports formed 183 studies assessed for eligibility, of which 46 were excluded: 22 on the article, 17 on the registry record and 7 without reading either. 137 studies remain, 95 with a retrievable publication and 71 with the text obtained (74.7 %). Of those 95, 44.2 % are single case reports and 11.6 % have a comparative design; resistance category cannot be assigned from the abstract in 75.8 %. In 69 of the 103 extracted arms (67.0 %) no operational definition of clinical success is on record. No arm meets all seven requirements of a pooled proportion; of the 21 meeting the other six, 16 have a single-patient denominator. The evidence base is broad but unsuited to a quantitative synthesis of efficacy: the published proportions rest on assumptions that these data do not verify.</w:t>
       </w:r>
     </w:p>
     <w:p>

--- a/paper/docx/resumen_estructurado.docx
+++ b/paper/docx/resumen_estructurado.docx
@@ -143,7 +143,7 @@
           <w:i w:val="0"/>
           <w:sz w:val="22"/>
         </w:rPr>
-        <w:t xml:space="preserve"> Revisión sistemática conforme a PRISMA 2020, en dos corrientes: bases bibliográficas y registros de ensayos. Ocho fuentes, con ventana 2016-2026 donde la interfaz la admite. La unidad de inclusión fue el estudio, no el informe. Extracción por duplicado e independiente, con 539 de 541 desacuerdos adjudicados por consenso. El riesgo de sesgo se evaluó por consenso, por dominios, en los 12 comparativos con texto completo (RoB 2, ROBINS-I); no se aplicó GRADE.</w:t>
+        <w:t xml:space="preserve"> Revisión sistemática conforme a PRISMA 2020, en dos corrientes: bases bibliográficas y registros de ensayos. Ocho fuentes, con ventana 2016-2026 donde la interfaz la admite. La unidad de inclusión fue el estudio, no el informe. Extracción por duplicado e independiente, con 539 de 541 desacuerdos adjudicados por consenso. El riesgo de sesgo se evaluó por consenso, por dominios, en los 11 comparativos con texto completo (RoB 2, ROBINS-I); no se aplicó GRADE.</w:t>
       </w:r>
     </w:p>
     <w:p>
@@ -166,7 +166,7 @@
           <w:i w:val="0"/>
           <w:sz w:val="22"/>
         </w:rPr>
-        <w:t xml:space="preserve"> De 23 057 registros quedaron 17 129 informes únicos; 233 informes formaron 183 estudios evaluados para elegibilidad, de los que 46 se excluyeron: 22 por el artículo, 17 por la ficha del registro y 7 sin poder leer ninguno. Quedan 137 estudios, 95 con publicación recuperable y 71 con texto obtenido (74,7 %). De esos 95, el 44,2 % son reportes de caso único y el 11,6 % tiene diseño comparativo; la categoría de resistencia no puede asignarse desde el resumen en el 75,8 %. En 69 de 103 brazos extraídos (67,0 %) no consta una definición operativa de éxito clínico. Ningún brazo reúne los requisitos aritméticos de una proporción agrupada y los de elegibilidad.</w:t>
+        <w:t xml:space="preserve"> De 23 057 registros quedaron 17 129 informes únicos; 233 informes formaron 183 estudios evaluados para elegibilidad, de los que 47 se excluyeron: 23 por el artículo, 17 por la ficha del registro y 7 sin poder leer ninguno. Quedan 136 estudios, 94 con publicación recuperable y 70 con texto obtenido (74,5 %). De esos 94, el 44,7 % son reportes de caso único y el 10,6 % tiene diseño comparativo; la categoría de resistencia no puede asignarse desde el resumen en el 75,5 %. En 69 de 102 brazos extraídos (67,6 %) no consta una definición operativa de éxito clínico. Ningún brazo reúne los requisitos aritméticos de una proporción agrupada y los de elegibilidad.</w:t>
       </w:r>
     </w:p>
     <w:p>
@@ -345,7 +345,7 @@
           <w:i w:val="0"/>
           <w:sz w:val="22"/>
         </w:rPr>
-        <w:t xml:space="preserve"> Systematic review following PRISMA 2020, with separate streams for bibliographic databases and trial registries. Eight sources were queried with a 2016-2026 window where the interface allows it. The unit of inclusion was the study, not the report. Extraction was in duplicate and independent, with 539 of 541 disagreements adjudicated. Risk of bias was assessed by consensus, by domain, in the 12 comparative studies with full text (RoB 2, ROBINS-I); GRADE was not applied.</w:t>
+        <w:t xml:space="preserve"> Systematic review following PRISMA 2020, with separate streams for bibliographic databases and trial registries. Eight sources were queried with a 2016-2026 window where the interface allows it. The unit of inclusion was the study, not the report. Extraction was in duplicate and independent, with 539 of 541 disagreements adjudicated. Risk of bias was assessed by consensus, by domain, in the 11 comparative studies with full text (RoB 2, ROBINS-I); GRADE was not applied.</w:t>
       </w:r>
     </w:p>
     <w:p>
@@ -368,7 +368,7 @@
           <w:i w:val="0"/>
           <w:sz w:val="22"/>
         </w:rPr>
-        <w:t xml:space="preserve"> From 23 057 records, 17 129 unique reports remained; 233 reports formed 183 studies assessed for eligibility, of which 46 were excluded: 22 on the article, 17 on the registry record and 7 without reading either. 137 studies remain, 95 with a retrievable publication and 71 with the text obtained (74.7 %). Of those 95, 44.2 % are single case reports and 11.6 % have a comparative design; resistance category cannot be assigned from the abstract in 75.8 %. In 69 of the 103 extracted arms (67.0 %) no operational definition of clinical success is on record. No arm meets all seven requirements of a pooled proportion; of the 21 meeting the other six, 16 have a single-patient denominator.</w:t>
+        <w:t xml:space="preserve"> From 23 057 records, 17 129 unique reports remained; 233 reports formed 183 studies assessed for eligibility, of which 47 were excluded: 23 on the article, 17 on the registry record and 7 without reading either. 136 studies remain, 94 with a retrievable publication and 70 with the text obtained (74.5 %). Of those 94, 44.7 % are single case reports and 10.6 % have a comparative design; resistance category cannot be assigned from the abstract in 75.5 %. In 69 of the 102 extracted arms (67.6 %) no operational definition of clinical success is on record. No arm meets all seven requirements of a pooled proportion; of the 21 meeting the other six, 16 have a single-patient denominator.</w:t>
       </w:r>
     </w:p>
     <w:p>
@@ -492,7 +492,7 @@
           <w:i w:val="0"/>
           <w:sz w:val="22"/>
         </w:rPr>
-        <w:t xml:space="preserve"> resistente en proporciones globales de éxito, sin examinar su agregabilidad. Este trabajo delimita esa evidencia y determina si su estructura y reporte admiten una síntesis cuantitativa de eficacia. Revisión sistemática conforme a PRISMA 2020 sobre ocho fuentes —bases bibliográficas y registros de ensayos—, con ventana 2016-2026 donde la interfaz la admite. La unidad de inclusión fue el estudio, no el informe. Extracción por duplicado e independiente, con 539 de 541 desacuerdos adjudicados. El riesgo de sesgo se evaluó por consenso, por dominios, en los 12 comparativos con texto completo (RoB 2, ROBINS-I); no se aplicó GRADE. De 23 057 registros quedaron 17 129 informes únicos; 233 informes formaron 183 estudios evaluados para elegibilidad, de los que 46 se excluyeron: 22 por el artículo, 17 por la ficha del registro y 7 sin poder leer ninguno. Quedan 137 estudios, 95 con publicación recuperable y 71 con texto obtenido (74,7 %). De esos 95, el 44,2 % son reportes de caso único y el 11,6 % tiene diseño comparativo; la categoría de resistencia no puede asignarse desde el resumen en el 75,8 %. En 69 de 103 brazos extraídos (67,0 %) no consta una definición operativa de éxito clínico. Ningún brazo reúne los requisitos aritméticos de una proporción agrupada y los de elegibilidad. El cuerpo de evidencia es amplio pero inadecuado para una síntesis cuantitativa de eficacia: las proporciones publicadas descansan sobre supuestos que estos datos no verifican.</w:t>
+        <w:t xml:space="preserve"> resistente en proporciones globales de éxito, sin examinar su agregabilidad. Este trabajo delimita esa evidencia y determina si su estructura y reporte admiten una síntesis cuantitativa de eficacia. Revisión sistemática conforme a PRISMA 2020 sobre ocho fuentes —bases bibliográficas y registros de ensayos—, con ventana 2016-2026 donde la interfaz la admite. La unidad de inclusión fue el estudio, no el informe. Extracción por duplicado e independiente, con 539 de 541 desacuerdos adjudicados. El riesgo de sesgo se evaluó por consenso, por dominios, en los 11 comparativos con texto completo (RoB 2, ROBINS-I); no se aplicó GRADE. De 23 057 registros quedaron 17 129 informes únicos; 233 informes formaron 183 estudios evaluados para elegibilidad, de los que 47 se excluyeron: 23 por el artículo, 17 por la ficha del registro y 7 sin poder leer ninguno. Quedan 136 estudios, 94 con publicación recuperable y 70 con texto obtenido (74,5 %). De esos 94, el 44,7 % son reportes de caso único y el 10,6 % tiene diseño comparativo; la categoría de resistencia no puede asignarse desde el resumen en el 75,5 %. En 69 de 102 brazos extraídos (67,6 %) no consta una definición operativa de éxito clínico. Ningún brazo reúne los requisitos aritméticos de una proporción agrupada y los de elegibilidad. El cuerpo de evidencia es amplio pero inadecuado para una síntesis cuantitativa de eficacia: las proporciones publicadas descansan sobre supuestos que estos datos no verifican.</w:t>
       </w:r>
     </w:p>
     <w:p>
@@ -593,7 +593,7 @@
           <w:i w:val="0"/>
           <w:sz w:val="22"/>
         </w:rPr>
-        <w:t xml:space="preserve"> into overall success proportions without examining their aggregability. This work delimits that evidence and determines whether its structure and reporting admit a quantitative synthesis of efficacy. A PRISMA 2020 systematic review across eight sources —bibliographic databases and trial registries—, with a 2016-2026 window where the interface allows it. The unit of inclusion was the study, not the report. Data were extracted in duplicate and independently, with 539 of 541 disagreements adjudicated. Risk of bias was assessed by consensus, by domain, in the 12 comparative studies with full text (RoB 2, ROBINS-I); GRADE was not applied. From 23 057 records, 17 129 unique reports remained; 233 reports formed 183 studies assessed for eligibility, of which 46 were excluded: 22 on the article, 17 on the registry record and 7 without reading either. 137 studies remain, 95 with a retrievable publication and 71 with the text obtained (74.7 %). Of those 95, 44.2 % are single case reports and 11.6 % have a comparative design; resistance category cannot be assigned from the abstract in 75.8 %. In 69 of the 103 extracted arms (67.0 %) no operational definition of clinical success is on record. No arm meets all seven requirements of a pooled proportion; of the 21 meeting the other six, 16 have a single-patient denominator. The evidence base is broad but unsuited to a quantitative synthesis of efficacy: the published proportions rest on assumptions that these data do not verify.</w:t>
+        <w:t xml:space="preserve"> into overall success proportions without examining their aggregability. This work delimits that evidence and determines whether its structure and reporting admit a quantitative synthesis of efficacy. A PRISMA 2020 systematic review across eight sources —bibliographic databases and trial registries—, with a 2016-2026 window where the interface allows it. The unit of inclusion was the study, not the report. Data were extracted in duplicate and independently, with 539 of 541 disagreements adjudicated. Risk of bias was assessed by consensus, by domain, in the 11 comparative studies with full text (RoB 2, ROBINS-I); GRADE was not applied. From 23 057 records, 17 129 unique reports remained; 233 reports formed 183 studies assessed for eligibility, of which 47 were excluded: 23 on the article, 17 on the registry record and 7 without reading either. 136 studies remain, 94 with a retrievable publication and 70 with the text obtained (74.5 %). Of those 94, 44.7 % are single case reports and 10.6 % have a comparative design; resistance category cannot be assigned from the abstract in 75.5 %. In 69 of the 102 extracted arms (67.6 %) no operational definition of clinical success is on record. No arm meets all seven requirements of a pooled proportion; of the 21 meeting the other six, 16 have a single-patient denominator. The evidence base is broad but unsuited to a quantitative synthesis of efficacy: the published proportions rest on assumptions that these data do not verify.</w:t>
       </w:r>
     </w:p>
     <w:p>

--- a/paper/docx/resumen_estructurado.docx
+++ b/paper/docx/resumen_estructurado.docx
@@ -143,7 +143,7 @@
           <w:i w:val="0"/>
           <w:sz w:val="22"/>
         </w:rPr>
-        <w:t xml:space="preserve"> Revisión sistemática conforme a PRISMA 2020, en dos corrientes: bases bibliográficas y registros de ensayos. Ocho fuentes, con ventana 2016-2026 donde la interfaz la admite. La unidad de inclusión fue el estudio, no el informe. Extracción por duplicado e independiente, con 539 de 541 desacuerdos adjudicados por consenso. El riesgo de sesgo se evaluó por consenso, por dominios, en los 11 comparativos con texto completo (RoB 2, ROBINS-I); no se aplicó GRADE.</w:t>
+        <w:t xml:space="preserve"> Revisión sistemática conforme a PRISMA 2020, en dos corrientes: bases bibliográficas y registros de ensayos. Ocho fuentes, con ventana 2016-2026 donde la interfaz la admite. La unidad de inclusión fue el estudio, no el informe. Extracción por duplicado e independiente, con 539 de 541 desacuerdos adjudicados por consenso. El riesgo de sesgo se evaluó por consenso, por dominios, en los 10 comparativos con texto completo (RoB 2, ROBINS-I); no se aplicó GRADE.</w:t>
       </w:r>
     </w:p>
     <w:p>
@@ -166,7 +166,7 @@
           <w:i w:val="0"/>
           <w:sz w:val="22"/>
         </w:rPr>
-        <w:t xml:space="preserve"> De 23 057 registros quedaron 17 129 informes únicos; 233 informes formaron 183 estudios evaluados para elegibilidad, de los que 47 se excluyeron: 23 por el artículo, 17 por la ficha del registro y 7 sin poder leer ninguno. Quedan 136 estudios, 94 con publicación recuperable y 70 con texto obtenido (74,5 %). De esos 94, el 44,7 % son reportes de caso único y el 10,6 % tiene diseño comparativo; la categoría de resistencia no puede asignarse desde el resumen en el 75,5 %. En 69 de 102 brazos extraídos (67,6 %) no consta una definición operativa de éxito clínico. Ningún brazo reúne los requisitos aritméticos de una proporción agrupada y los de elegibilidad.</w:t>
+        <w:t xml:space="preserve"> De 23 057 registros quedaron 17 129 informes únicos; 233 informes formaron 183 estudios evaluados para elegibilidad, de los que 51 se excluyeron: 27 por el artículo, 17 por la ficha del registro y 7 sin poder leer ninguno. Quedan 132 estudios, 90 con publicación recuperable y 66 con texto obtenido (73,3 %). De esos 90, el 44,4 % son reportes de caso único y el 10,0 % tiene diseño comparativo; la categoría de resistencia no puede asignarse desde el resumen en el 74,4 %. En 68 de 98 brazos extraídos (69,4 %) no consta una definición operativa de éxito clínico. Ningún brazo reúne los requisitos aritméticos de una proporción agrupada y los de elegibilidad.</w:t>
       </w:r>
     </w:p>
     <w:p>
@@ -345,7 +345,7 @@
           <w:i w:val="0"/>
           <w:sz w:val="22"/>
         </w:rPr>
-        <w:t xml:space="preserve"> Systematic review following PRISMA 2020, with separate streams for bibliographic databases and trial registries. Eight sources were queried with a 2016-2026 window where the interface allows it. The unit of inclusion was the study, not the report. Extraction was in duplicate and independent, with 539 of 541 disagreements adjudicated. Risk of bias was assessed by consensus, by domain, in the 11 comparative studies with full text (RoB 2, ROBINS-I); GRADE was not applied.</w:t>
+        <w:t xml:space="preserve"> Systematic review following PRISMA 2020, with separate streams for bibliographic databases and trial registries. Eight sources were queried with a 2016-2026 window where the interface allows it. The unit of inclusion was the study, not the report. Extraction was in duplicate and independent, with 539 of 541 disagreements adjudicated. Risk of bias was assessed by consensus, by domain, in the 10 comparative studies with full text (RoB 2, ROBINS-I); GRADE was not applied.</w:t>
       </w:r>
     </w:p>
     <w:p>
@@ -368,7 +368,7 @@
           <w:i w:val="0"/>
           <w:sz w:val="22"/>
         </w:rPr>
-        <w:t xml:space="preserve"> From 23 057 records, 17 129 unique reports remained; 233 reports formed 183 studies assessed for eligibility, of which 47 were excluded: 23 on the article, 17 on the registry record and 7 without reading either. 136 studies remain, 94 with a retrievable publication and 70 with the text obtained (74.5 %). Of those 94, 44.7 % are single case reports and 10.6 % have a comparative design; resistance category cannot be assigned from the abstract in 75.5 %. In 69 of the 102 extracted arms (67.6 %) no operational definition of clinical success is on record. No arm meets all seven requirements of a pooled proportion; of the 21 meeting the other six, 16 have a single-patient denominator.</w:t>
+        <w:t xml:space="preserve"> From 23 057 records, 17 129 unique reports remained; 233 reports formed 183 studies assessed for eligibility, of which 51 were excluded: 27 on the article, 17 on the registry record and 7 without reading either. 132 studies remain, 90 with a retrievable publication and 66 with the text obtained (73.3 %). Of those 90, 44.4 % are single case reports and 10.0 % have a comparative design; resistance category cannot be assigned from the abstract in 74.4 %. In 68 of the 98 extracted arms (69.4 %) no operational definition of clinical success is on record. No arm meets all seven requirements of a pooled proportion; of the 19 meeting the other six, 14 have a single-patient denominator.</w:t>
       </w:r>
     </w:p>
     <w:p>
@@ -492,7 +492,7 @@
           <w:i w:val="0"/>
           <w:sz w:val="22"/>
         </w:rPr>
-        <w:t xml:space="preserve"> resistente en proporciones globales de éxito, sin examinar su agregabilidad. Este trabajo delimita esa evidencia y determina si su estructura y reporte admiten una síntesis cuantitativa de eficacia. Revisión sistemática conforme a PRISMA 2020 sobre ocho fuentes —bases bibliográficas y registros de ensayos—, con ventana 2016-2026 donde la interfaz la admite. La unidad de inclusión fue el estudio, no el informe. Extracción por duplicado e independiente, con 539 de 541 desacuerdos adjudicados. El riesgo de sesgo se evaluó por consenso, por dominios, en los 11 comparativos con texto completo (RoB 2, ROBINS-I); no se aplicó GRADE. De 23 057 registros quedaron 17 129 informes únicos; 233 informes formaron 183 estudios evaluados para elegibilidad, de los que 47 se excluyeron: 23 por el artículo, 17 por la ficha del registro y 7 sin poder leer ninguno. Quedan 136 estudios, 94 con publicación recuperable y 70 con texto obtenido (74,5 %). De esos 94, el 44,7 % son reportes de caso único y el 10,6 % tiene diseño comparativo; la categoría de resistencia no puede asignarse desde el resumen en el 75,5 %. En 69 de 102 brazos extraídos (67,6 %) no consta una definición operativa de éxito clínico. Ningún brazo reúne los requisitos aritméticos de una proporción agrupada y los de elegibilidad. El cuerpo de evidencia es amplio pero inadecuado para una síntesis cuantitativa de eficacia: las proporciones publicadas descansan sobre supuestos que estos datos no verifican.</w:t>
+        <w:t xml:space="preserve"> resistente en proporciones globales de éxito, sin examinar su agregabilidad. Este trabajo delimita esa evidencia y determina si su estructura y reporte admiten una síntesis cuantitativa de eficacia. Revisión sistemática conforme a PRISMA 2020 sobre ocho fuentes —bases bibliográficas y registros de ensayos—, con ventana 2016-2026 donde la interfaz la admite. La unidad de inclusión fue el estudio, no el informe. Extracción por duplicado e independiente, con 539 de 541 desacuerdos adjudicados. El riesgo de sesgo se evaluó por consenso, por dominios, en los 10 comparativos con texto completo (RoB 2, ROBINS-I); no se aplicó GRADE. De 23 057 registros quedaron 17 129 informes únicos; 233 informes formaron 183 estudios evaluados para elegibilidad, de los que 51 se excluyeron: 27 por el artículo, 17 por la ficha del registro y 7 sin poder leer ninguno. Quedan 132 estudios, 90 con publicación recuperable y 66 con texto obtenido (73,3 %). De esos 90, el 44,4 % son reportes de caso único y el 10,0 % tiene diseño comparativo; la categoría de resistencia no puede asignarse desde el resumen en el 74,4 %. En 68 de 98 brazos extraídos (69,4 %) no consta una definición operativa de éxito clínico. Ningún brazo reúne los requisitos aritméticos de una proporción agrupada y los de elegibilidad. El cuerpo de evidencia es amplio pero inadecuado para una síntesis cuantitativa de eficacia: las proporciones publicadas descansan sobre supuestos que estos datos no verifican.</w:t>
       </w:r>
     </w:p>
     <w:p>
@@ -593,7 +593,7 @@
           <w:i w:val="0"/>
           <w:sz w:val="22"/>
         </w:rPr>
-        <w:t xml:space="preserve"> into overall success proportions without examining their aggregability. This work delimits that evidence and determines whether its structure and reporting admit a quantitative synthesis of efficacy. A PRISMA 2020 systematic review across eight sources —bibliographic databases and trial registries—, with a 2016-2026 window where the interface allows it. The unit of inclusion was the study, not the report. Data were extracted in duplicate and independently, with 539 of 541 disagreements adjudicated. Risk of bias was assessed by consensus, by domain, in the 11 comparative studies with full text (RoB 2, ROBINS-I); GRADE was not applied. From 23 057 records, 17 129 unique reports remained; 233 reports formed 183 studies assessed for eligibility, of which 47 were excluded: 23 on the article, 17 on the registry record and 7 without reading either. 136 studies remain, 94 with a retrievable publication and 70 with the text obtained (74.5 %). Of those 94, 44.7 % are single case reports and 10.6 % have a comparative design; resistance category cannot be assigned from the abstract in 75.5 %. In 69 of the 102 extracted arms (67.6 %) no operational definition of clinical success is on record. No arm meets all seven requirements of a pooled proportion; of the 21 meeting the other six, 16 have a single-patient denominator. The evidence base is broad but unsuited to a quantitative synthesis of efficacy: the published proportions rest on assumptions that these data do not verify.</w:t>
+        <w:t xml:space="preserve"> into overall success proportions without examining their aggregability. This work delimits that evidence and determines whether its structure and reporting admit a quantitative synthesis of efficacy. A PRISMA 2020 systematic review across eight sources —bibliographic databases and trial registries—, with a 2016-2026 window where the interface allows it. The unit of inclusion was the study, not the report. Data were extracted in duplicate and independently, with 539 of 541 disagreements adjudicated. Risk of bias was assessed by consensus, by domain, in the 10 comparative studies with full text (RoB 2, ROBINS-I); GRADE was not applied. From 23 057 records, 17 129 unique reports remained; 233 reports formed 183 studies assessed for eligibility, of which 51 were excluded: 27 on the article, 17 on the registry record and 7 without reading either. 132 studies remain, 90 with a retrievable publication and 66 with the text obtained (73.3 %). Of those 90, 44.4 % are single case reports and 10.0 % have a comparative design; resistance category cannot be assigned from the abstract in 74.4 %. In 68 of the 98 extracted arms (69.4 %) no operational definition of clinical success is on record. No arm meets all seven requirements of a pooled proportion; of the 19 meeting the other six, 14 have a single-patient denominator. The evidence base is broad but unsuited to a quantitative synthesis of efficacy: the published proportions rest on assumptions that these data do not verify.</w:t>
       </w:r>
     </w:p>
     <w:p>

--- a/paper/docx/resumen_estructurado.docx
+++ b/paper/docx/resumen_estructurado.docx
@@ -143,7 +143,7 @@
           <w:i w:val="0"/>
           <w:sz w:val="22"/>
         </w:rPr>
-        <w:t xml:space="preserve"> Revisión sistemática conforme a PRISMA 2020, en dos corrientes: bases bibliográficas y registros de ensayos. Ocho fuentes, con ventana 2016-2026 donde la interfaz la admite. La unidad de inclusión fue el estudio, no el informe. Extracción por duplicado e independiente, con 539 de 541 desacuerdos adjudicados por consenso. El riesgo de sesgo se evaluó por consenso, por dominios, en los 10 comparativos con texto completo (RoB 2, ROBINS-I); no se aplicó GRADE.</w:t>
+        <w:t xml:space="preserve"> Revisión sistemática conforme a PRISMA 2020, en dos corrientes: bases bibliográficas y registros de ensayos. Ocho fuentes, con ventana 2016-2026 donde la interfaz la admite. La unidad de inclusión fue el estudio, no el informe. Extracción por duplicado e independiente, con 539 de 541 desacuerdos adjudicados por consenso. El riesgo de sesgo se evaluó por consenso, por dominios, en los 9 comparativos con texto completo (RoB 2, ROBINS-I); no se aplicó GRADE.</w:t>
       </w:r>
     </w:p>
     <w:p>
@@ -166,7 +166,7 @@
           <w:i w:val="0"/>
           <w:sz w:val="22"/>
         </w:rPr>
-        <w:t xml:space="preserve"> De 23 057 registros quedaron 17 129 informes únicos; 233 informes formaron 183 estudios evaluados para elegibilidad, de los que 51 se excluyeron: 27 por el artículo, 17 por la ficha del registro y 7 sin poder leer ninguno. Quedan 132 estudios, 90 con publicación recuperable y 66 con texto obtenido (73,3 %). De esos 90, el 44,4 % son reportes de caso único y el 10,0 % tiene diseño comparativo; la categoría de resistencia no puede asignarse desde el resumen en el 74,4 %. En 68 de 98 brazos extraídos (69,4 %) no consta una definición operativa de éxito clínico. Ningún brazo reúne los requisitos aritméticos de una proporción agrupada y los de elegibilidad.</w:t>
+        <w:t xml:space="preserve"> De 23 057 registros quedaron 17 129 informes únicos; 233 informes formaron 183 estudios evaluados para elegibilidad, de los que 55 se excluyeron: 28 por el artículo, 17 por la ficha del registro y 10 sin poder leer ninguno. Quedan 128 estudios, 86 con publicación recuperable y 65 con texto obtenido (75,6 %). De esos 86, el 46,5 % son reportes de caso único y el 8,1 % tiene diseño comparativo; la categoría de resistencia no puede asignarse desde el resumen en el 73,3 %. En 64 de 94 brazos extraídos (68,1 %) no consta una definición operativa de éxito clínico. Ningún brazo reúne los requisitos aritméticos de una proporción agrupada y los de elegibilidad.</w:t>
       </w:r>
     </w:p>
     <w:p>
@@ -345,7 +345,7 @@
           <w:i w:val="0"/>
           <w:sz w:val="22"/>
         </w:rPr>
-        <w:t xml:space="preserve"> Systematic review following PRISMA 2020, with separate streams for bibliographic databases and trial registries. Eight sources were queried with a 2016-2026 window where the interface allows it. The unit of inclusion was the study, not the report. Extraction was in duplicate and independent, with 539 of 541 disagreements adjudicated. Risk of bias was assessed by consensus, by domain, in the 10 comparative studies with full text (RoB 2, ROBINS-I); GRADE was not applied.</w:t>
+        <w:t xml:space="preserve"> Systematic review following PRISMA 2020, with separate streams for bibliographic databases and trial registries. Eight sources were queried with a 2016-2026 window where the interface allows it. The unit of inclusion was the study, not the report. Extraction was in duplicate and independent, with 539 of 541 disagreements adjudicated. Risk of bias was assessed by consensus, by domain, in the 9 comparative studies with full text (RoB 2, ROBINS-I); GRADE was not applied.</w:t>
       </w:r>
     </w:p>
     <w:p>
@@ -368,7 +368,7 @@
           <w:i w:val="0"/>
           <w:sz w:val="22"/>
         </w:rPr>
-        <w:t xml:space="preserve"> From 23 057 records, 17 129 unique reports remained; 233 reports formed 183 studies assessed for eligibility, of which 51 were excluded: 27 on the article, 17 on the registry record and 7 without reading either. 132 studies remain, 90 with a retrievable publication and 66 with the text obtained (73.3 %). Of those 90, 44.4 % are single case reports and 10.0 % have a comparative design; resistance category cannot be assigned from the abstract in 74.4 %. In 68 of the 98 extracted arms (69.4 %) no operational definition of clinical success is on record. No arm meets all seven requirements of a pooled proportion; of the 19 meeting the other six, 14 have a single-patient denominator.</w:t>
+        <w:t xml:space="preserve"> From 23 057 records, 17 129 unique reports remained; 233 reports formed 183 studies assessed for eligibility, of which 55 were excluded: 28 on the article, 17 on the registry record and 10 without reading either. 128 studies remain, 86 with a retrievable publication and 65 with the text obtained (75.6 %). Of those 86, 46.5 % are single case reports and 8.1 % have a comparative design; resistance category cannot be assigned from the abstract in 73.3 %. In 64 of the 94 extracted arms (68.1 %) no operational definition of clinical success is on record. No arm meets all seven requirements of a pooled proportion; of the 19 meeting the other six, 14 have a single-patient denominator.</w:t>
       </w:r>
     </w:p>
     <w:p>
@@ -492,7 +492,7 @@
           <w:i w:val="0"/>
           <w:sz w:val="22"/>
         </w:rPr>
-        <w:t xml:space="preserve"> resistente en proporciones globales de éxito, sin examinar su agregabilidad. Este trabajo delimita esa evidencia y determina si su estructura y reporte admiten una síntesis cuantitativa de eficacia. Revisión sistemática conforme a PRISMA 2020 sobre ocho fuentes —bases bibliográficas y registros de ensayos—, con ventana 2016-2026 donde la interfaz la admite. La unidad de inclusión fue el estudio, no el informe. Extracción por duplicado e independiente, con 539 de 541 desacuerdos adjudicados. El riesgo de sesgo se evaluó por consenso, por dominios, en los 10 comparativos con texto completo (RoB 2, ROBINS-I); no se aplicó GRADE. De 23 057 registros quedaron 17 129 informes únicos; 233 informes formaron 183 estudios evaluados para elegibilidad, de los que 51 se excluyeron: 27 por el artículo, 17 por la ficha del registro y 7 sin poder leer ninguno. Quedan 132 estudios, 90 con publicación recuperable y 66 con texto obtenido (73,3 %). De esos 90, el 44,4 % son reportes de caso único y el 10,0 % tiene diseño comparativo; la categoría de resistencia no puede asignarse desde el resumen en el 74,4 %. En 68 de 98 brazos extraídos (69,4 %) no consta una definición operativa de éxito clínico. Ningún brazo reúne los requisitos aritméticos de una proporción agrupada y los de elegibilidad. El cuerpo de evidencia es amplio pero inadecuado para una síntesis cuantitativa de eficacia: las proporciones publicadas descansan sobre supuestos que estos datos no verifican.</w:t>
+        <w:t xml:space="preserve"> resistente en proporciones globales de éxito, sin examinar su agregabilidad. Este trabajo delimita esa evidencia y determina si su estructura y reporte admiten una síntesis cuantitativa de eficacia. Revisión sistemática conforme a PRISMA 2020 sobre ocho fuentes —bases bibliográficas y registros de ensayos—, con ventana 2016-2026 donde la interfaz la admite. La unidad de inclusión fue el estudio, no el informe. Extracción por duplicado e independiente, con 539 de 541 desacuerdos adjudicados. El riesgo de sesgo se evaluó por consenso, por dominios, en los 9 comparativos con texto completo (RoB 2, ROBINS-I); no se aplicó GRADE. De 23 057 registros quedaron 17 129 informes únicos; 233 informes formaron 183 estudios evaluados para elegibilidad, de los que 55 se excluyeron: 28 por el artículo, 17 por la ficha del registro y 10 sin poder leer ninguno. Quedan 128 estudios, 86 con publicación recuperable y 65 con texto obtenido (75,6 %). De esos 86, el 46,5 % son reportes de caso único y el 8,1 % tiene diseño comparativo; la categoría de resistencia no puede asignarse desde el resumen en el 73,3 %. En 64 de 94 brazos extraídos (68,1 %) no consta una definición operativa de éxito clínico. Ningún brazo reúne los requisitos aritméticos de una proporción agrupada y los de elegibilidad. El cuerpo de evidencia es amplio pero inadecuado para una síntesis cuantitativa de eficacia: las proporciones publicadas descansan sobre supuestos que estos datos no verifican.</w:t>
       </w:r>
     </w:p>
     <w:p>
@@ -593,7 +593,7 @@
           <w:i w:val="0"/>
           <w:sz w:val="22"/>
         </w:rPr>
-        <w:t xml:space="preserve"> into overall success proportions without examining their aggregability. This work delimits that evidence and determines whether its structure and reporting admit a quantitative synthesis of efficacy. A PRISMA 2020 systematic review across eight sources —bibliographic databases and trial registries—, with a 2016-2026 window where the interface allows it. The unit of inclusion was the study, not the report. Data were extracted in duplicate and independently, with 539 of 541 disagreements adjudicated. Risk of bias was assessed by consensus, by domain, in the 10 comparative studies with full text (RoB 2, ROBINS-I); GRADE was not applied. From 23 057 records, 17 129 unique reports remained; 233 reports formed 183 studies assessed for eligibility, of which 51 were excluded: 27 on the article, 17 on the registry record and 7 without reading either. 132 studies remain, 90 with a retrievable publication and 66 with the text obtained (73.3 %). Of those 90, 44.4 % are single case reports and 10.0 % have a comparative design; resistance category cannot be assigned from the abstract in 74.4 %. In 68 of the 98 extracted arms (69.4 %) no operational definition of clinical success is on record. No arm meets all seven requirements of a pooled proportion; of the 19 meeting the other six, 14 have a single-patient denominator. The evidence base is broad but unsuited to a quantitative synthesis of efficacy: the published proportions rest on assumptions that these data do not verify.</w:t>
+        <w:t xml:space="preserve"> into overall success proportions without examining their aggregability. This work delimits that evidence and determines whether its structure and reporting admit a quantitative synthesis of efficacy. A PRISMA 2020 systematic review across eight sources —bibliographic databases and trial registries—, with a 2016-2026 window where the interface allows it. The unit of inclusion was the study, not the report. Data were extracted in duplicate and independently, with 539 of 541 disagreements adjudicated. Risk of bias was assessed by consensus, by domain, in the 9 comparative studies with full text (RoB 2, ROBINS-I); GRADE was not applied. From 23 057 records, 17 129 unique reports remained; 233 reports formed 183 studies assessed for eligibility, of which 55 were excluded: 28 on the article, 17 on the registry record and 10 without reading either. 128 studies remain, 86 with a retrievable publication and 65 with the text obtained (75.6 %). Of those 86, 46.5 % are single case reports and 8.1 % have a comparative design; resistance category cannot be assigned from the abstract in 73.3 %. In 64 of the 94 extracted arms (68.1 %) no operational definition of clinical success is on record. No arm meets all seven requirements of a pooled proportion; of the 19 meeting the other six, 14 have a single-patient denominator. The evidence base is broad but unsuited to a quantitative synthesis of efficacy: the published proportions rest on assumptions that these data do not verify.</w:t>
       </w:r>
     </w:p>
     <w:p>

--- a/paper/docx/resumen_estructurado.docx
+++ b/paper/docx/resumen_estructurado.docx
@@ -42,7 +42,7 @@
           <w:i w:val="0"/>
           <w:sz w:val="24"/>
         </w:rPr>
-        <w:t>Resumen estructurado (español) — 257 palabras</w:t>
+        <w:t>Resumen estructurado (español) — 259 palabras</w:t>
       </w:r>
     </w:p>
     <w:p>
@@ -143,7 +143,7 @@
           <w:i w:val="0"/>
           <w:sz w:val="22"/>
         </w:rPr>
-        <w:t xml:space="preserve"> Revisión sistemática conforme a PRISMA 2020, en dos corrientes: bases bibliográficas y registros de ensayos. Ocho fuentes, con ventana 2016-2026 donde la interfaz la admite. La unidad de inclusión fue el estudio, no el informe. Extracción por duplicado e independiente, con 539 de 541 desacuerdos adjudicados por consenso. El riesgo de sesgo se evaluó por consenso, por dominios, en los 9 comparativos con texto completo (RoB 2, ROBINS-I); no se aplicó GRADE.</w:t>
+        <w:t xml:space="preserve"> Revisión sistemática conforme a PRISMA 2020, en dos corrientes: bases bibliográficas y registros de ensayos. Ocho fuentes, con ventana 2016-2026 donde la interfaz la admite. La unidad de inclusión fue el estudio, con artículo completo (criterio añadido tras la extracción). Extracción por duplicado e independiente, con 539 de 541 desacuerdos adjudicados por consenso. El riesgo de sesgo se evaluó por consenso, por dominios, en los 9 comparativos (RoB 2, ROBINS-I); no se aplicó GRADE.</w:t>
       </w:r>
     </w:p>
     <w:p>
@@ -166,7 +166,7 @@
           <w:i w:val="0"/>
           <w:sz w:val="22"/>
         </w:rPr>
-        <w:t xml:space="preserve"> De 23 057 registros quedaron 17 129 informes únicos; 233 informes formaron 183 estudios evaluados para elegibilidad, de los que 55 se excluyeron: 28 por el artículo, 17 por la ficha del registro y 10 sin poder leer ninguno. Quedan 128 estudios, 86 con publicación recuperable y 65 con texto obtenido (75,6 %). De esos 86, el 46,5 % son reportes de caso único y el 8,1 % tiene diseño comparativo; la categoría de resistencia no puede asignarse desde el resumen en el 73,3 %. En 64 de 94 brazos extraídos (68,1 %) no consta una definición operativa de éxito clínico. Ningún brazo reúne los requisitos aritméticos de una proporción agrupada y los de elegibilidad.</w:t>
+        <w:t xml:space="preserve"> De 23 057 registros quedaron 17 129 informes únicos; 233 informes formaron 183 estudios evaluados para elegibilidad, de los que 118 se excluyeron, 63 por no disponer del artículo completo. Quedan 65 estudios, todos leídos a texto completo; exigirlo dejó fuera 7 de 9 diseños comparativos. De ellos, el 52,3 % son reportes de caso único y el 3,1 % tiene diseño comparativo según el resumen; la categoría de resistencia no puede asignarse desde el resumen en el 70,8 %. En 43 de 73 brazos extraídos (58,9 %) no consta una definición operativa de éxito clínico. Ningún brazo reúne a la vez los requisitos aritméticos, los de elegibilidad y la métrica de una proporción agrupada.</w:t>
       </w:r>
     </w:p>
     <w:p>
@@ -244,7 +244,7 @@
           <w:i w:val="0"/>
           <w:sz w:val="24"/>
         </w:rPr>
-        <w:t>Structured abstract (English) — 259 palabras</w:t>
+        <w:t>Structured abstract (English) — 256 palabras</w:t>
       </w:r>
     </w:p>
     <w:p>
@@ -345,7 +345,7 @@
           <w:i w:val="0"/>
           <w:sz w:val="22"/>
         </w:rPr>
-        <w:t xml:space="preserve"> Systematic review following PRISMA 2020, with separate streams for bibliographic databases and trial registries. Eight sources were queried with a 2016-2026 window where the interface allows it. The unit of inclusion was the study, not the report. Extraction was in duplicate and independent, with 539 of 541 disagreements adjudicated. Risk of bias was assessed by consensus, by domain, in the 9 comparative studies with full text (RoB 2, ROBINS-I); GRADE was not applied.</w:t>
+        <w:t xml:space="preserve"> Systematic review following PRISMA 2020, with separate streams for bibliographic databases and trial registries. Eight sources were queried with a 2016-2026 window where the interface allows it. The unit of inclusion was the study, with its full article (a criterion added after extraction). Extraction was in duplicate and independent, with 539 of 541 disagreements adjudicated. Risk of bias was assessed by consensus, by domain, in the 9 comparative studies (RoB 2, ROBINS-I); GRADE was not applied.</w:t>
       </w:r>
     </w:p>
     <w:p>
@@ -368,7 +368,7 @@
           <w:i w:val="0"/>
           <w:sz w:val="22"/>
         </w:rPr>
-        <w:t xml:space="preserve"> From 23 057 records, 17 129 unique reports remained; 233 reports formed 183 studies assessed for eligibility, of which 55 were excluded: 28 on the article, 17 on the registry record and 10 without reading either. 128 studies remain, 86 with a retrievable publication and 65 with the text obtained (75.6 %). Of those 86, 46.5 % are single case reports and 8.1 % have a comparative design; resistance category cannot be assigned from the abstract in 73.3 %. In 64 of the 94 extracted arms (68.1 %) no operational definition of clinical success is on record. No arm meets all seven requirements of a pooled proportion; of the 19 meeting the other six, 14 have a single-patient denominator.</w:t>
+        <w:t xml:space="preserve"> From 23 057 records, 17 129 unique reports remained; 233 reports formed 183 studies assessed for eligibility, of which 118 were excluded, 63 for lacking the full article. 65 studies remain, all read in full text; requiring it left out 7 of 9 comparative designs. Of these, 52.3 % are single case reports and 3.1 % have a comparative design by abstract; resistance category cannot be assigned from the abstract in 70.8 %. In 43 of the 73 extracted arms (58.9 %) no operational definition of clinical success is on record. No arm meets all seven requirements of a pooled proportion; of the 19 meeting the other six, 14 have a single-patient denominator.</w:t>
       </w:r>
     </w:p>
     <w:p>
@@ -446,7 +446,7 @@
           <w:i w:val="0"/>
           <w:sz w:val="24"/>
         </w:rPr>
-        <w:t>Resumen en párrafo corrido (español) — 248 palabras</w:t>
+        <w:t>Resumen en párrafo corrido (español) — 250 palabras</w:t>
       </w:r>
     </w:p>
     <w:p>
@@ -492,7 +492,7 @@
           <w:i w:val="0"/>
           <w:sz w:val="22"/>
         </w:rPr>
-        <w:t xml:space="preserve"> resistente en proporciones globales de éxito, sin examinar su agregabilidad. Este trabajo delimita esa evidencia y determina si su estructura y reporte admiten una síntesis cuantitativa de eficacia. Revisión sistemática conforme a PRISMA 2020 sobre ocho fuentes —bases bibliográficas y registros de ensayos—, con ventana 2016-2026 donde la interfaz la admite. La unidad de inclusión fue el estudio, no el informe. Extracción por duplicado e independiente, con 539 de 541 desacuerdos adjudicados. El riesgo de sesgo se evaluó por consenso, por dominios, en los 9 comparativos con texto completo (RoB 2, ROBINS-I); no se aplicó GRADE. De 23 057 registros quedaron 17 129 informes únicos; 233 informes formaron 183 estudios evaluados para elegibilidad, de los que 55 se excluyeron: 28 por el artículo, 17 por la ficha del registro y 10 sin poder leer ninguno. Quedan 128 estudios, 86 con publicación recuperable y 65 con texto obtenido (75,6 %). De esos 86, el 46,5 % son reportes de caso único y el 8,1 % tiene diseño comparativo; la categoría de resistencia no puede asignarse desde el resumen en el 73,3 %. En 64 de 94 brazos extraídos (68,1 %) no consta una definición operativa de éxito clínico. Ningún brazo reúne los requisitos aritméticos de una proporción agrupada y los de elegibilidad. El cuerpo de evidencia es amplio pero inadecuado para una síntesis cuantitativa de eficacia: las proporciones publicadas descansan sobre supuestos que estos datos no verifican.</w:t>
+        <w:t xml:space="preserve"> resistente en proporciones globales de éxito, sin examinar su agregabilidad. Este trabajo delimita esa evidencia y determina si su estructura y reporte admiten una síntesis cuantitativa de eficacia. Revisión sistemática conforme a PRISMA 2020 sobre ocho fuentes —bases bibliográficas y registros de ensayos—, con ventana 2016-2026 donde la interfaz la admite. La unidad de inclusión fue el estudio, con artículo completo (criterio añadido tras la extracción). Extracción por duplicado e independiente, con 539 de 541 desacuerdos adjudicados. El riesgo de sesgo se evaluó por consenso, por dominios, en los 9 comparativos (RoB 2, ROBINS-I); no se aplicó GRADE. De 23 057 registros quedaron 17 129 informes únicos; 233 informes formaron 183 estudios evaluados para elegibilidad, de los que 118 se excluyeron, 63 por no disponer del artículo completo. Quedan 65 estudios, todos leídos a texto completo; exigirlo dejó fuera 7 de 9 diseños comparativos. De ellos, el 52,3 % son reportes de caso único y el 3,1 % tiene diseño comparativo según el resumen; la categoría de resistencia no puede asignarse desde el resumen en el 70,8 %. En 43 de 73 brazos extraídos (58,9 %) no consta una definición operativa de éxito clínico. Ningún brazo reúne a la vez los requisitos aritméticos, los de elegibilidad y la métrica de una proporción agrupada. El cuerpo de evidencia es amplio pero inadecuado para una síntesis cuantitativa de eficacia: las proporciones publicadas descansan sobre supuestos que estos datos no verifican.</w:t>
       </w:r>
     </w:p>
     <w:p>
@@ -547,7 +547,7 @@
           <w:i w:val="0"/>
           <w:sz w:val="24"/>
         </w:rPr>
-        <w:t>Abstract as a single paragraph (English) — 250 palabras</w:t>
+        <w:t>Abstract as a single paragraph (English) — 247 palabras</w:t>
       </w:r>
     </w:p>
     <w:p>
@@ -593,7 +593,7 @@
           <w:i w:val="0"/>
           <w:sz w:val="22"/>
         </w:rPr>
-        <w:t xml:space="preserve"> into overall success proportions without examining their aggregability. This work delimits that evidence and determines whether its structure and reporting admit a quantitative synthesis of efficacy. A PRISMA 2020 systematic review across eight sources —bibliographic databases and trial registries—, with a 2016-2026 window where the interface allows it. The unit of inclusion was the study, not the report. Data were extracted in duplicate and independently, with 539 of 541 disagreements adjudicated. Risk of bias was assessed by consensus, by domain, in the 9 comparative studies with full text (RoB 2, ROBINS-I); GRADE was not applied. From 23 057 records, 17 129 unique reports remained; 233 reports formed 183 studies assessed for eligibility, of which 55 were excluded: 28 on the article, 17 on the registry record and 10 without reading either. 128 studies remain, 86 with a retrievable publication and 65 with the text obtained (75.6 %). Of those 86, 46.5 % are single case reports and 8.1 % have a comparative design; resistance category cannot be assigned from the abstract in 73.3 %. In 64 of the 94 extracted arms (68.1 %) no operational definition of clinical success is on record. No arm meets all seven requirements of a pooled proportion; of the 19 meeting the other six, 14 have a single-patient denominator. The evidence base is broad but unsuited to a quantitative synthesis of efficacy: the published proportions rest on assumptions that these data do not verify.</w:t>
+        <w:t xml:space="preserve"> into overall success proportions without examining their aggregability. This work delimits that evidence and determines whether its structure and reporting admit a quantitative synthesis of efficacy. A PRISMA 2020 systematic review across eight sources —bibliographic databases and trial registries—, with a 2016-2026 window where the interface allows it. The unit of inclusion was the study, with its full article (a criterion added after extraction). Data were extracted in duplicate and independently, with 539 of 541 disagreements adjudicated. Risk of bias was assessed by consensus, by domain, in the 9 comparative studies (RoB 2, ROBINS-I); GRADE was not applied. From 23 057 records, 17 129 unique reports remained; 233 reports formed 183 studies assessed for eligibility, of which 118 were excluded, 63 for lacking the full article. 65 studies remain, all read in full text; requiring it left out 7 of 9 comparative designs. Of these, 52.3 % are single case reports and 3.1 % have a comparative design by abstract; resistance category cannot be assigned from the abstract in 70.8 %. In 43 of the 73 extracted arms (58.9 %) no operational definition of clinical success is on record. No arm meets all seven requirements of a pooled proportion; of the 19 meeting the other six, 14 have a single-patient denominator. The evidence base is broad but unsuited to a quantitative synthesis of efficacy: the published proportions rest on assumptions that these data do not verify.</w:t>
       </w:r>
     </w:p>
     <w:p>

--- a/paper/docx/resumen_estructurado.docx
+++ b/paper/docx/resumen_estructurado.docx
@@ -42,7 +42,7 @@
           <w:i w:val="0"/>
           <w:sz w:val="24"/>
         </w:rPr>
-        <w:t>Resumen estructurado (español) — 259 palabras</w:t>
+        <w:t>Resumen estructurado (español) — 257 palabras</w:t>
       </w:r>
     </w:p>
     <w:p>
@@ -143,7 +143,7 @@
           <w:i w:val="0"/>
           <w:sz w:val="22"/>
         </w:rPr>
-        <w:t xml:space="preserve"> Revisión sistemática conforme a PRISMA 2020, en dos corrientes: bases bibliográficas y registros de ensayos. Ocho fuentes, con ventana 2016-2026 donde la interfaz la admite. La unidad de inclusión fue el estudio, con artículo completo (criterio añadido tras la extracción). Extracción por duplicado e independiente, con 539 de 541 desacuerdos adjudicados por consenso. El riesgo de sesgo se evaluó por consenso, por dominios, en los 9 comparativos (RoB 2, ROBINS-I); no se aplicó GRADE.</w:t>
+        <w:t xml:space="preserve"> Revisión sistemática conforme a PRISMA 2020, en dos corrientes: bases bibliográficas y registros de ensayos. Ocho fuentes, con ventana 2016-2026 donde la interfaz la admite. La unidad de inclusión fue el estudio, con artículo completo (criterio añadido tras la extracción). Extracción por duplicado, sin independencia acreditada; 539 de 541 desacuerdos adjudicados. El riesgo de sesgo se evaluó por consenso, por dominios, en los 9 comparativos (RoB 2, ROBINS-I); no se aplicó GRADE.</w:t>
       </w:r>
     </w:p>
     <w:p>
@@ -345,7 +345,7 @@
           <w:i w:val="0"/>
           <w:sz w:val="22"/>
         </w:rPr>
-        <w:t xml:space="preserve"> Systematic review following PRISMA 2020, with separate streams for bibliographic databases and trial registries. Eight sources were queried with a 2016-2026 window where the interface allows it. The unit of inclusion was the study, with its full article (a criterion added after extraction). Extraction was in duplicate and independent, with 539 of 541 disagreements adjudicated. Risk of bias was assessed by consensus, by domain, in the 9 comparative studies (RoB 2, ROBINS-I); GRADE was not applied.</w:t>
+        <w:t xml:space="preserve"> Systematic review following PRISMA 2020, with separate streams for bibliographic databases and trial registries. Eight sources were queried with a 2016-2026 window where the interface allows it. The unit of inclusion was the study, with its full article (a criterion added after extraction). Extraction was in duplicate, without established independence; 539 of 541 disagreements adjudicated. Risk of bias was assessed by consensus, by domain, in the 9 comparative studies (RoB 2, ROBINS-I); GRADE was not applied.</w:t>
       </w:r>
     </w:p>
     <w:p>
@@ -492,7 +492,7 @@
           <w:i w:val="0"/>
           <w:sz w:val="22"/>
         </w:rPr>
-        <w:t xml:space="preserve"> resistente en proporciones globales de éxito, sin examinar su agregabilidad. Este trabajo delimita esa evidencia y determina si su estructura y reporte admiten una síntesis cuantitativa de eficacia. Revisión sistemática conforme a PRISMA 2020 sobre ocho fuentes —bases bibliográficas y registros de ensayos—, con ventana 2016-2026 donde la interfaz la admite. La unidad de inclusión fue el estudio, con artículo completo (criterio añadido tras la extracción). Extracción por duplicado e independiente, con 539 de 541 desacuerdos adjudicados. El riesgo de sesgo se evaluó por consenso, por dominios, en los 9 comparativos (RoB 2, ROBINS-I); no se aplicó GRADE. De 23 057 registros quedaron 17 129 informes únicos; 233 informes formaron 183 estudios evaluados para elegibilidad, de los que 118 se excluyeron, 63 por no disponer del artículo completo. Quedan 65 estudios, todos leídos a texto completo; exigirlo dejó fuera 7 de 9 diseños comparativos. De ellos, el 52,3 % son reportes de caso único y el 3,1 % tiene diseño comparativo según el resumen; la categoría de resistencia no puede asignarse desde el resumen en el 70,8 %. En 43 de 73 brazos extraídos (58,9 %) no consta una definición operativa de éxito clínico. Ningún brazo reúne a la vez los requisitos aritméticos, los de elegibilidad y la métrica de una proporción agrupada. El cuerpo de evidencia es amplio pero inadecuado para una síntesis cuantitativa de eficacia: las proporciones publicadas descansan sobre supuestos que estos datos no verifican.</w:t>
+        <w:t xml:space="preserve"> resistente en proporciones globales de éxito, sin examinar su agregabilidad. Este trabajo delimita esa evidencia y determina si su estructura y reporte admiten una síntesis cuantitativa de eficacia. Revisión sistemática conforme a PRISMA 2020 sobre ocho fuentes —bases bibliográficas y registros de ensayos—, con ventana 2016-2026 donde la interfaz la admite. La unidad de inclusión fue el estudio, con artículo completo (criterio añadido tras la extracción). Extracción por duplicado, sin independencia acreditada; 539 de 541 desacuerdos adjudicados. El riesgo de sesgo se evaluó por consenso, por dominios, en los 9 comparativos (RoB 2, ROBINS-I); no se aplicó GRADE. De 23 057 registros quedaron 17 129 informes únicos; 233 informes formaron 183 estudios evaluados para elegibilidad, de los que 118 se excluyeron, 63 por no disponer del artículo completo. Quedan 65 estudios, todos leídos a texto completo; exigirlo dejó fuera 7 de 9 diseños comparativos. De ellos, el 52,3 % son reportes de caso único y el 3,1 % tiene diseño comparativo según el resumen; la categoría de resistencia no puede asignarse desde el resumen en el 70,8 %. En 43 de 73 brazos extraídos (58,9 %) no consta una definición operativa de éxito clínico. Ningún brazo reúne a la vez los requisitos aritméticos, los de elegibilidad y la métrica de una proporción agrupada. El cuerpo de evidencia es amplio pero inadecuado para una síntesis cuantitativa de eficacia: las proporciones publicadas descansan sobre supuestos que estos datos no verifican.</w:t>
       </w:r>
     </w:p>
     <w:p>
@@ -593,7 +593,7 @@
           <w:i w:val="0"/>
           <w:sz w:val="22"/>
         </w:rPr>
-        <w:t xml:space="preserve"> into overall success proportions without examining their aggregability. This work delimits that evidence and determines whether its structure and reporting admit a quantitative synthesis of efficacy. A PRISMA 2020 systematic review across eight sources —bibliographic databases and trial registries—, with a 2016-2026 window where the interface allows it. The unit of inclusion was the study, with its full article (a criterion added after extraction). Data were extracted in duplicate and independently, with 539 of 541 disagreements adjudicated. Risk of bias was assessed by consensus, by domain, in the 9 comparative studies (RoB 2, ROBINS-I); GRADE was not applied. From 23 057 records, 17 129 unique reports remained; 233 reports formed 183 studies assessed for eligibility, of which 118 were excluded, 63 for lacking the full article. 65 studies remain, all read in full text; requiring it left out 7 of 9 comparative designs. Of these, 52.3 % are single case reports and 3.1 % have a comparative design by abstract; resistance category cannot be assigned from the abstract in 70.8 %. In 43 of the 73 extracted arms (58.9 %) no operational definition of clinical success is on record. No arm meets all seven requirements of a pooled proportion; of the 19 meeting the other six, 14 have a single-patient denominator. The evidence base is broad but unsuited to a quantitative synthesis of efficacy: the published proportions rest on assumptions that these data do not verify.</w:t>
+        <w:t xml:space="preserve"> into overall success proportions without examining their aggregability. This work delimits that evidence and determines whether its structure and reporting admit a quantitative synthesis of efficacy. A PRISMA 2020 systematic review across eight sources —bibliographic databases and trial registries—, with a 2016-2026 window where the interface allows it. The unit of inclusion was the study, with its full article (a criterion added after extraction). Data were extracted in duplicate, without established independence; 539 of 541 disagreements adjudicated. Risk of bias was assessed by consensus, by domain, in the 9 comparative studies (RoB 2, ROBINS-I); GRADE was not applied. From 23 057 records, 17 129 unique reports remained; 233 reports formed 183 studies assessed for eligibility, of which 118 were excluded, 63 for lacking the full article. 65 studies remain, all read in full text; requiring it left out 7 of 9 comparative designs. Of these, 52.3 % are single case reports and 3.1 % have a comparative design by abstract; resistance category cannot be assigned from the abstract in 70.8 %. In 43 of the 73 extracted arms (58.9 %) no operational definition of clinical success is on record. No arm meets all seven requirements of a pooled proportion; of the 19 meeting the other six, 14 have a single-patient denominator. The evidence base is broad but unsuited to a quantitative synthesis of efficacy: the published proportions rest on assumptions that these data do not verify.</w:t>
       </w:r>
     </w:p>
     <w:p>

--- a/paper/docx/resumen_estructurado.docx
+++ b/paper/docx/resumen_estructurado.docx
@@ -143,7 +143,7 @@
           <w:i w:val="0"/>
           <w:sz w:val="22"/>
         </w:rPr>
-        <w:t xml:space="preserve"> Revisión sistemática conforme a PRISMA 2020, en dos corrientes: bases bibliográficas y registros de ensayos. Ocho fuentes, con ventana 2016-2026 donde la interfaz la admite. La unidad de inclusión fue el estudio, con artículo completo (criterio añadido tras la extracción). Extracción por duplicado, sin independencia acreditada; 539 de 541 desacuerdos adjudicados. El riesgo de sesgo se evaluó por consenso, por dominios, en los 9 comparativos (RoB 2, ROBINS-I); no se aplicó GRADE.</w:t>
+        <w:t xml:space="preserve"> Revisión sistemática conforme a PRISMA 2020, en dos corrientes: bases bibliográficas y registros de ensayos. Ocho fuentes, con ventana 2016-2026 donde la interfaz la admite. La unidad de inclusión fue el estudio, con artículo completo (criterio añadido tras la extracción). Extracción por duplicado, sin independencia acreditada; 539 de 541 desacuerdos adjudicados. El riesgo de sesgo se evaluó por consenso en los 9 comparativos (RoB 2, ROBINS-I), tampoco con independencia acreditada; sin GRADE.</w:t>
       </w:r>
     </w:p>
     <w:p>
@@ -244,7 +244,7 @@
           <w:i w:val="0"/>
           <w:sz w:val="24"/>
         </w:rPr>
-        <w:t>Structured abstract (English) — 256 palabras</w:t>
+        <w:t>Structured abstract (English) — 258 palabras</w:t>
       </w:r>
     </w:p>
     <w:p>
@@ -345,7 +345,7 @@
           <w:i w:val="0"/>
           <w:sz w:val="22"/>
         </w:rPr>
-        <w:t xml:space="preserve"> Systematic review following PRISMA 2020, with separate streams for bibliographic databases and trial registries. Eight sources were queried with a 2016-2026 window where the interface allows it. The unit of inclusion was the study, with its full article (a criterion added after extraction). Extraction was in duplicate, without established independence; 539 of 541 disagreements adjudicated. Risk of bias was assessed by consensus, by domain, in the 9 comparative studies (RoB 2, ROBINS-I); GRADE was not applied.</w:t>
+        <w:t xml:space="preserve"> Systematic review following PRISMA 2020, with separate streams for bibliographic databases and trial registries. Eight sources were queried with a 2016-2026 window where the interface allows it. The unit of inclusion was the study, with its full article (a criterion added after extraction). Extraction was in duplicate, without established independence; 539 of 541 disagreements adjudicated. Risk of bias was assessed by consensus in the 9 comparative studies (RoB 2, ROBINS-I), likewise without established independence; GRADE was not applied.</w:t>
       </w:r>
     </w:p>
     <w:p>
@@ -492,7 +492,7 @@
           <w:i w:val="0"/>
           <w:sz w:val="22"/>
         </w:rPr>
-        <w:t xml:space="preserve"> resistente en proporciones globales de éxito, sin examinar su agregabilidad. Este trabajo delimita esa evidencia y determina si su estructura y reporte admiten una síntesis cuantitativa de eficacia. Revisión sistemática conforme a PRISMA 2020 sobre ocho fuentes —bases bibliográficas y registros de ensayos—, con ventana 2016-2026 donde la interfaz la admite. La unidad de inclusión fue el estudio, con artículo completo (criterio añadido tras la extracción). Extracción por duplicado, sin independencia acreditada; 539 de 541 desacuerdos adjudicados. El riesgo de sesgo se evaluó por consenso, por dominios, en los 9 comparativos (RoB 2, ROBINS-I); no se aplicó GRADE. De 23 057 registros quedaron 17 129 informes únicos; 233 informes formaron 183 estudios evaluados para elegibilidad, de los que 118 se excluyeron, 63 por no disponer del artículo completo. Quedan 65 estudios, todos leídos a texto completo; exigirlo dejó fuera 7 de 9 diseños comparativos. De ellos, el 52,3 % son reportes de caso único y el 3,1 % tiene diseño comparativo según el resumen; la categoría de resistencia no puede asignarse desde el resumen en el 70,8 %. En 43 de 73 brazos extraídos (58,9 %) no consta una definición operativa de éxito clínico. Ningún brazo reúne a la vez los requisitos aritméticos, los de elegibilidad y la métrica de una proporción agrupada. El cuerpo de evidencia es amplio pero inadecuado para una síntesis cuantitativa de eficacia: las proporciones publicadas descansan sobre supuestos que estos datos no verifican.</w:t>
+        <w:t xml:space="preserve"> resistente en proporciones globales de éxito, sin examinar su agregabilidad. Este trabajo delimita esa evidencia y determina si su estructura y reporte admiten una síntesis cuantitativa de eficacia. Revisión sistemática conforme a PRISMA 2020 sobre ocho fuentes —bases bibliográficas y registros de ensayos—, con ventana 2016-2026 donde la interfaz la admite. La unidad de inclusión fue el estudio, con artículo completo (criterio añadido tras la extracción). Extracción por duplicado, sin independencia acreditada; 539 de 541 desacuerdos adjudicados. El riesgo de sesgo se evaluó por consenso en los 9 comparativos (RoB 2, ROBINS-I), tampoco con independencia acreditada; sin GRADE. De 23 057 registros quedaron 17 129 informes únicos; 233 informes formaron 183 estudios evaluados para elegibilidad, de los que 118 se excluyeron, 63 por no disponer del artículo completo. Quedan 65 estudios, todos leídos a texto completo; exigirlo dejó fuera 7 de 9 diseños comparativos. De ellos, el 52,3 % son reportes de caso único y el 3,1 % tiene diseño comparativo según el resumen; la categoría de resistencia no puede asignarse desde el resumen en el 70,8 %. En 43 de 73 brazos extraídos (58,9 %) no consta una definición operativa de éxito clínico. Ningún brazo reúne a la vez los requisitos aritméticos, los de elegibilidad y la métrica de una proporción agrupada. El cuerpo de evidencia es amplio pero inadecuado para una síntesis cuantitativa de eficacia: las proporciones publicadas descansan sobre supuestos que estos datos no verifican.</w:t>
       </w:r>
     </w:p>
     <w:p>
@@ -547,7 +547,7 @@
           <w:i w:val="0"/>
           <w:sz w:val="24"/>
         </w:rPr>
-        <w:t>Abstract as a single paragraph (English) — 247 palabras</w:t>
+        <w:t>Abstract as a single paragraph (English) — 249 palabras</w:t>
       </w:r>
     </w:p>
     <w:p>
@@ -593,7 +593,7 @@
           <w:i w:val="0"/>
           <w:sz w:val="22"/>
         </w:rPr>
-        <w:t xml:space="preserve"> into overall success proportions without examining their aggregability. This work delimits that evidence and determines whether its structure and reporting admit a quantitative synthesis of efficacy. A PRISMA 2020 systematic review across eight sources —bibliographic databases and trial registries—, with a 2016-2026 window where the interface allows it. The unit of inclusion was the study, with its full article (a criterion added after extraction). Data were extracted in duplicate, without established independence; 539 of 541 disagreements adjudicated. Risk of bias was assessed by consensus, by domain, in the 9 comparative studies (RoB 2, ROBINS-I); GRADE was not applied. From 23 057 records, 17 129 unique reports remained; 233 reports formed 183 studies assessed for eligibility, of which 118 were excluded, 63 for lacking the full article. 65 studies remain, all read in full text; requiring it left out 7 of 9 comparative designs. Of these, 52.3 % are single case reports and 3.1 % have a comparative design by abstract; resistance category cannot be assigned from the abstract in 70.8 %. In 43 of the 73 extracted arms (58.9 %) no operational definition of clinical success is on record. No arm meets all seven requirements of a pooled proportion; of the 19 meeting the other six, 14 have a single-patient denominator. The evidence base is broad but unsuited to a quantitative synthesis of efficacy: the published proportions rest on assumptions that these data do not verify.</w:t>
+        <w:t xml:space="preserve"> into overall success proportions without examining their aggregability. This work delimits that evidence and determines whether its structure and reporting admit a quantitative synthesis of efficacy. A PRISMA 2020 systematic review across eight sources —bibliographic databases and trial registries—, with a 2016-2026 window where the interface allows it. The unit of inclusion was the study, with its full article (a criterion added after extraction). Data were extracted in duplicate, without established independence; 539 of 541 disagreements adjudicated. Risk of bias was assessed by consensus in the 9 comparative studies (RoB 2, ROBINS-I), likewise without established independence; GRADE was not applied. From 23 057 records, 17 129 unique reports remained; 233 reports formed 183 studies assessed for eligibility, of which 118 were excluded, 63 for lacking the full article. 65 studies remain, all read in full text; requiring it left out 7 of 9 comparative designs. Of these, 52.3 % are single case reports and 3.1 % have a comparative design by abstract; resistance category cannot be assigned from the abstract in 70.8 %. In 43 of the 73 extracted arms (58.9 %) no operational definition of clinical success is on record. No arm meets all seven requirements of a pooled proportion; of the 19 meeting the other six, 14 have a single-patient denominator. The evidence base is broad but unsuited to a quantitative synthesis of efficacy: the published proportions rest on assumptions that these data do not verify.</w:t>
       </w:r>
     </w:p>
     <w:p>

--- a/paper/docx/resumen_estructurado.docx
+++ b/paper/docx/resumen_estructurado.docx
@@ -244,7 +244,7 @@
           <w:i w:val="0"/>
           <w:sz w:val="24"/>
         </w:rPr>
-        <w:t>Structured abstract (English) — 258 palabras</w:t>
+        <w:t>Structured abstract (English) — 251 palabras</w:t>
       </w:r>
     </w:p>
     <w:p>
@@ -368,7 +368,7 @@
           <w:i w:val="0"/>
           <w:sz w:val="22"/>
         </w:rPr>
-        <w:t xml:space="preserve"> From 23 057 records, 17 129 unique reports remained; 233 reports formed 183 studies assessed for eligibility, of which 118 were excluded, 63 for lacking the full article. 65 studies remain, all read in full text; requiring it left out 7 of 9 comparative designs. Of these, 52.3 % are single case reports and 3.1 % have a comparative design by abstract; resistance category cannot be assigned from the abstract in 70.8 %. In 43 of the 73 extracted arms (58.9 %) no operational definition of clinical success is on record. No arm meets all seven requirements of a pooled proportion; of the 19 meeting the other six, 14 have a single-patient denominator.</w:t>
+        <w:t xml:space="preserve"> From 23 057 records, 17 129 unique reports remained; 233 reports formed 183 studies assessed for eligibility, of which 118 were excluded, 63 for lacking the full article. 65 studies remain, all read in full text; requiring it left out 7 of 9 comparative designs. Of these, 52.3 % are single case reports and 3.1 % have a comparative design by abstract; resistance category cannot be assigned from the abstract in 70.8 %. In 43 of the 73 extracted arms (58.9 %) no operational definition of clinical success is on record. No arm meets at once the arithmetic, eligibility and metric requirements of a pooled proportion.</w:t>
       </w:r>
     </w:p>
     <w:p>
@@ -547,7 +547,7 @@
           <w:i w:val="0"/>
           <w:sz w:val="24"/>
         </w:rPr>
-        <w:t>Abstract as a single paragraph (English) — 249 palabras</w:t>
+        <w:t>Abstract as a single paragraph (English) — 242 palabras</w:t>
       </w:r>
     </w:p>
     <w:p>
@@ -593,7 +593,7 @@
           <w:i w:val="0"/>
           <w:sz w:val="22"/>
         </w:rPr>
-        <w:t xml:space="preserve"> into overall success proportions without examining their aggregability. This work delimits that evidence and determines whether its structure and reporting admit a quantitative synthesis of efficacy. A PRISMA 2020 systematic review across eight sources —bibliographic databases and trial registries—, with a 2016-2026 window where the interface allows it. The unit of inclusion was the study, with its full article (a criterion added after extraction). Data were extracted in duplicate, without established independence; 539 of 541 disagreements adjudicated. Risk of bias was assessed by consensus in the 9 comparative studies (RoB 2, ROBINS-I), likewise without established independence; GRADE was not applied. From 23 057 records, 17 129 unique reports remained; 233 reports formed 183 studies assessed for eligibility, of which 118 were excluded, 63 for lacking the full article. 65 studies remain, all read in full text; requiring it left out 7 of 9 comparative designs. Of these, 52.3 % are single case reports and 3.1 % have a comparative design by abstract; resistance category cannot be assigned from the abstract in 70.8 %. In 43 of the 73 extracted arms (58.9 %) no operational definition of clinical success is on record. No arm meets all seven requirements of a pooled proportion; of the 19 meeting the other six, 14 have a single-patient denominator. The evidence base is broad but unsuited to a quantitative synthesis of efficacy: the published proportions rest on assumptions that these data do not verify.</w:t>
+        <w:t xml:space="preserve"> into overall success proportions without examining their aggregability. This work delimits that evidence and determines whether its structure and reporting admit a quantitative synthesis of efficacy. A PRISMA 2020 systematic review across eight sources —bibliographic databases and trial registries—, with a 2016-2026 window where the interface allows it. The unit of inclusion was the study, with its full article (a criterion added after extraction). Data were extracted in duplicate, without established independence; 539 of 541 disagreements adjudicated. Risk of bias was assessed by consensus in the 9 comparative studies (RoB 2, ROBINS-I), likewise without established independence; GRADE was not applied. From 23 057 records, 17 129 unique reports remained; 233 reports formed 183 studies assessed for eligibility, of which 118 were excluded, 63 for lacking the full article. 65 studies remain, all read in full text; requiring it left out 7 of 9 comparative designs. Of these, 52.3 % are single case reports and 3.1 % have a comparative design by abstract; resistance category cannot be assigned from the abstract in 70.8 %. In 43 of the 73 extracted arms (58.9 %) no operational definition of clinical success is on record. No arm meets at once the arithmetic, eligibility and metric requirements of a pooled proportion. The evidence base is broad but unsuited to a quantitative synthesis of efficacy: the published proportions rest on assumptions that these data do not verify.</w:t>
       </w:r>
     </w:p>
     <w:p>
